--- a/РПЗ_Эдуард.docx
+++ b/РПЗ_Эдуард.docx
@@ -1576,7 +1576,7 @@
         <w:p>
           <w:pPr>
             <w:pStyle w:val="af4"/>
-            <w:spacing w:before="0" w:line="240" w:lineRule="auto"/>
+            <w:spacing w:before="0" w:line="480" w:lineRule="auto"/>
             <w:jc w:val="center"/>
             <w:rPr>
               <w:rFonts w:ascii="Times New Roman" w:hAnsi="Times New Roman" w:cs="Times New Roman"/>
@@ -1601,12 +1601,13 @@
             <w:tabs>
               <w:tab w:val="right" w:leader="dot" w:pos="9628"/>
             </w:tabs>
+            <w:spacing w:line="360" w:lineRule="auto"/>
             <w:rPr>
-              <w:rFonts w:eastAsiaTheme="minorEastAsia"/>
+              <w:rFonts w:ascii="Times New Roman" w:eastAsiaTheme="minorEastAsia" w:hAnsi="Times New Roman" w:cs="Times New Roman"/>
               <w:noProof/>
               <w:kern w:val="2"/>
-              <w:sz w:val="24"/>
-              <w:szCs w:val="24"/>
+              <w:sz w:val="28"/>
+              <w:szCs w:val="28"/>
               <w:lang w:eastAsia="ru-RU"/>
               <w14:ligatures w14:val="standardContextual"/>
             </w:rPr>
@@ -1635,59 +1636,83 @@
             </w:rPr>
             <w:fldChar w:fldCharType="separate"/>
           </w:r>
-          <w:hyperlink w:anchor="_Toc230804867" w:history="1">
+          <w:hyperlink w:anchor="_Toc231591292" w:history="1">
             <w:r>
               <w:rPr>
                 <w:rStyle w:val="af5"/>
+                <w:rFonts w:ascii="Times New Roman" w:hAnsi="Times New Roman" w:cs="Times New Roman"/>
                 <w:noProof/>
+                <w:sz w:val="28"/>
+                <w:szCs w:val="28"/>
               </w:rPr>
               <w:t>ВВЕДЕНИЕ</w:t>
             </w:r>
             <w:r>
               <w:rPr>
+                <w:rFonts w:ascii="Times New Roman" w:hAnsi="Times New Roman" w:cs="Times New Roman"/>
                 <w:noProof/>
                 <w:webHidden/>
+                <w:sz w:val="28"/>
+                <w:szCs w:val="28"/>
               </w:rPr>
               <w:tab/>
             </w:r>
             <w:r>
               <w:rPr>
+                <w:rFonts w:ascii="Times New Roman" w:hAnsi="Times New Roman" w:cs="Times New Roman"/>
                 <w:noProof/>
                 <w:webHidden/>
+                <w:sz w:val="28"/>
+                <w:szCs w:val="28"/>
               </w:rPr>
               <w:fldChar w:fldCharType="begin"/>
             </w:r>
             <w:r>
               <w:rPr>
+                <w:rFonts w:ascii="Times New Roman" w:hAnsi="Times New Roman" w:cs="Times New Roman"/>
                 <w:noProof/>
                 <w:webHidden/>
-              </w:rPr>
-              <w:instrText xml:space="preserve"> PAGEREF _Toc230804867 \h </w:instrText>
-            </w:r>
-            <w:r>
-              <w:rPr>
+                <w:sz w:val="28"/>
+                <w:szCs w:val="28"/>
+              </w:rPr>
+              <w:instrText xml:space="preserve"> PAGEREF _Toc231591292 \h </w:instrText>
+            </w:r>
+            <w:r>
+              <w:rPr>
+                <w:rFonts w:ascii="Times New Roman" w:hAnsi="Times New Roman" w:cs="Times New Roman"/>
                 <w:noProof/>
                 <w:webHidden/>
-              </w:rPr>
-            </w:r>
-            <w:r>
-              <w:rPr>
+                <w:sz w:val="28"/>
+                <w:szCs w:val="28"/>
+              </w:rPr>
+            </w:r>
+            <w:r>
+              <w:rPr>
+                <w:rFonts w:ascii="Times New Roman" w:hAnsi="Times New Roman" w:cs="Times New Roman"/>
                 <w:noProof/>
                 <w:webHidden/>
+                <w:sz w:val="28"/>
+                <w:szCs w:val="28"/>
               </w:rPr>
               <w:fldChar w:fldCharType="separate"/>
             </w:r>
             <w:r>
               <w:rPr>
+                <w:rFonts w:ascii="Times New Roman" w:hAnsi="Times New Roman" w:cs="Times New Roman"/>
                 <w:noProof/>
                 <w:webHidden/>
+                <w:sz w:val="28"/>
+                <w:szCs w:val="28"/>
               </w:rPr>
               <w:t>3</w:t>
             </w:r>
             <w:r>
               <w:rPr>
+                <w:rFonts w:ascii="Times New Roman" w:hAnsi="Times New Roman" w:cs="Times New Roman"/>
                 <w:noProof/>
                 <w:webHidden/>
+                <w:sz w:val="28"/>
+                <w:szCs w:val="28"/>
               </w:rPr>
               <w:fldChar w:fldCharType="end"/>
             </w:r>
@@ -1699,70 +1724,94 @@
             <w:tabs>
               <w:tab w:val="right" w:leader="dot" w:pos="9628"/>
             </w:tabs>
+            <w:spacing w:line="360" w:lineRule="auto"/>
             <w:rPr>
-              <w:rFonts w:eastAsiaTheme="minorEastAsia"/>
+              <w:rFonts w:ascii="Times New Roman" w:eastAsiaTheme="minorEastAsia" w:hAnsi="Times New Roman" w:cs="Times New Roman"/>
               <w:noProof/>
               <w:kern w:val="2"/>
-              <w:sz w:val="24"/>
-              <w:szCs w:val="24"/>
+              <w:sz w:val="28"/>
+              <w:szCs w:val="28"/>
               <w:lang w:eastAsia="ru-RU"/>
               <w14:ligatures w14:val="standardContextual"/>
             </w:rPr>
           </w:pPr>
-          <w:hyperlink w:anchor="_Toc230804868" w:history="1">
+          <w:hyperlink w:anchor="_Toc231591293" w:history="1">
             <w:r>
               <w:rPr>
                 <w:rStyle w:val="af5"/>
                 <w:rFonts w:ascii="Times New Roman" w:hAnsi="Times New Roman" w:cs="Times New Roman"/>
                 <w:noProof/>
+                <w:sz w:val="28"/>
+                <w:szCs w:val="28"/>
               </w:rPr>
               <w:t>1. ИЗУЧЕНИЕ И ОПИСАНИЕ ПРЕДМЕТНОЙ ОБЛАСТИ</w:t>
             </w:r>
             <w:r>
               <w:rPr>
+                <w:rFonts w:ascii="Times New Roman" w:hAnsi="Times New Roman" w:cs="Times New Roman"/>
                 <w:noProof/>
                 <w:webHidden/>
+                <w:sz w:val="28"/>
+                <w:szCs w:val="28"/>
               </w:rPr>
               <w:tab/>
             </w:r>
             <w:r>
               <w:rPr>
+                <w:rFonts w:ascii="Times New Roman" w:hAnsi="Times New Roman" w:cs="Times New Roman"/>
                 <w:noProof/>
                 <w:webHidden/>
+                <w:sz w:val="28"/>
+                <w:szCs w:val="28"/>
               </w:rPr>
               <w:fldChar w:fldCharType="begin"/>
             </w:r>
             <w:r>
               <w:rPr>
+                <w:rFonts w:ascii="Times New Roman" w:hAnsi="Times New Roman" w:cs="Times New Roman"/>
                 <w:noProof/>
                 <w:webHidden/>
-              </w:rPr>
-              <w:instrText xml:space="preserve"> PAGEREF _Toc230804868 \h </w:instrText>
-            </w:r>
-            <w:r>
-              <w:rPr>
+                <w:sz w:val="28"/>
+                <w:szCs w:val="28"/>
+              </w:rPr>
+              <w:instrText xml:space="preserve"> PAGEREF _Toc231591293 \h </w:instrText>
+            </w:r>
+            <w:r>
+              <w:rPr>
+                <w:rFonts w:ascii="Times New Roman" w:hAnsi="Times New Roman" w:cs="Times New Roman"/>
                 <w:noProof/>
                 <w:webHidden/>
-              </w:rPr>
-            </w:r>
-            <w:r>
-              <w:rPr>
+                <w:sz w:val="28"/>
+                <w:szCs w:val="28"/>
+              </w:rPr>
+            </w:r>
+            <w:r>
+              <w:rPr>
+                <w:rFonts w:ascii="Times New Roman" w:hAnsi="Times New Roman" w:cs="Times New Roman"/>
                 <w:noProof/>
                 <w:webHidden/>
+                <w:sz w:val="28"/>
+                <w:szCs w:val="28"/>
               </w:rPr>
               <w:fldChar w:fldCharType="separate"/>
             </w:r>
             <w:r>
               <w:rPr>
+                <w:rFonts w:ascii="Times New Roman" w:hAnsi="Times New Roman" w:cs="Times New Roman"/>
                 <w:noProof/>
                 <w:webHidden/>
+                <w:sz w:val="28"/>
+                <w:szCs w:val="28"/>
               </w:rPr>
               <w:t>5</w:t>
             </w:r>
             <w:r>
               <w:rPr>
+                <w:rFonts w:ascii="Times New Roman" w:hAnsi="Times New Roman" w:cs="Times New Roman"/>
                 <w:noProof/>
                 <w:webHidden/>
+                <w:sz w:val="28"/>
+                <w:szCs w:val="28"/>
               </w:rPr>
               <w:fldChar w:fldCharType="end"/>
             </w:r>
@@ -1774,70 +1823,94 @@
             <w:tabs>
               <w:tab w:val="right" w:leader="dot" w:pos="9628"/>
             </w:tabs>
+            <w:spacing w:line="360" w:lineRule="auto"/>
             <w:rPr>
-              <w:rFonts w:eastAsiaTheme="minorEastAsia"/>
+              <w:rFonts w:ascii="Times New Roman" w:eastAsiaTheme="minorEastAsia" w:hAnsi="Times New Roman" w:cs="Times New Roman"/>
               <w:noProof/>
               <w:kern w:val="2"/>
-              <w:sz w:val="24"/>
-              <w:szCs w:val="24"/>
+              <w:sz w:val="28"/>
+              <w:szCs w:val="28"/>
               <w:lang w:eastAsia="ru-RU"/>
               <w14:ligatures w14:val="standardContextual"/>
             </w:rPr>
           </w:pPr>
-          <w:hyperlink w:anchor="_Toc230804869" w:history="1">
+          <w:hyperlink w:anchor="_Toc231591294" w:history="1">
             <w:r>
               <w:rPr>
                 <w:rStyle w:val="af5"/>
                 <w:rFonts w:ascii="Times New Roman" w:hAnsi="Times New Roman" w:cs="Times New Roman"/>
                 <w:noProof/>
+                <w:sz w:val="28"/>
+                <w:szCs w:val="28"/>
               </w:rPr>
               <w:t>2. ПОСТАНОВКА ЗАДАЧИ</w:t>
             </w:r>
             <w:r>
               <w:rPr>
+                <w:rFonts w:ascii="Times New Roman" w:hAnsi="Times New Roman" w:cs="Times New Roman"/>
                 <w:noProof/>
                 <w:webHidden/>
+                <w:sz w:val="28"/>
+                <w:szCs w:val="28"/>
               </w:rPr>
               <w:tab/>
             </w:r>
             <w:r>
               <w:rPr>
+                <w:rFonts w:ascii="Times New Roman" w:hAnsi="Times New Roman" w:cs="Times New Roman"/>
                 <w:noProof/>
                 <w:webHidden/>
+                <w:sz w:val="28"/>
+                <w:szCs w:val="28"/>
               </w:rPr>
               <w:fldChar w:fldCharType="begin"/>
             </w:r>
             <w:r>
               <w:rPr>
+                <w:rFonts w:ascii="Times New Roman" w:hAnsi="Times New Roman" w:cs="Times New Roman"/>
                 <w:noProof/>
                 <w:webHidden/>
-              </w:rPr>
-              <w:instrText xml:space="preserve"> PAGEREF _Toc230804869 \h </w:instrText>
-            </w:r>
-            <w:r>
-              <w:rPr>
+                <w:sz w:val="28"/>
+                <w:szCs w:val="28"/>
+              </w:rPr>
+              <w:instrText xml:space="preserve"> PAGEREF _Toc231591294 \h </w:instrText>
+            </w:r>
+            <w:r>
+              <w:rPr>
+                <w:rFonts w:ascii="Times New Roman" w:hAnsi="Times New Roman" w:cs="Times New Roman"/>
                 <w:noProof/>
                 <w:webHidden/>
-              </w:rPr>
-            </w:r>
-            <w:r>
-              <w:rPr>
+                <w:sz w:val="28"/>
+                <w:szCs w:val="28"/>
+              </w:rPr>
+            </w:r>
+            <w:r>
+              <w:rPr>
+                <w:rFonts w:ascii="Times New Roman" w:hAnsi="Times New Roman" w:cs="Times New Roman"/>
                 <w:noProof/>
                 <w:webHidden/>
+                <w:sz w:val="28"/>
+                <w:szCs w:val="28"/>
               </w:rPr>
               <w:fldChar w:fldCharType="separate"/>
             </w:r>
             <w:r>
               <w:rPr>
+                <w:rFonts w:ascii="Times New Roman" w:hAnsi="Times New Roman" w:cs="Times New Roman"/>
                 <w:noProof/>
                 <w:webHidden/>
+                <w:sz w:val="28"/>
+                <w:szCs w:val="28"/>
               </w:rPr>
               <w:t>7</w:t>
             </w:r>
             <w:r>
               <w:rPr>
+                <w:rFonts w:ascii="Times New Roman" w:hAnsi="Times New Roman" w:cs="Times New Roman"/>
                 <w:noProof/>
                 <w:webHidden/>
+                <w:sz w:val="28"/>
+                <w:szCs w:val="28"/>
               </w:rPr>
               <w:fldChar w:fldCharType="end"/>
             </w:r>
@@ -1849,70 +1922,94 @@
             <w:tabs>
               <w:tab w:val="right" w:leader="dot" w:pos="9628"/>
             </w:tabs>
+            <w:spacing w:line="360" w:lineRule="auto"/>
             <w:rPr>
-              <w:rFonts w:eastAsiaTheme="minorEastAsia"/>
+              <w:rFonts w:ascii="Times New Roman" w:eastAsiaTheme="minorEastAsia" w:hAnsi="Times New Roman" w:cs="Times New Roman"/>
               <w:noProof/>
               <w:kern w:val="2"/>
-              <w:sz w:val="24"/>
-              <w:szCs w:val="24"/>
+              <w:sz w:val="28"/>
+              <w:szCs w:val="28"/>
               <w:lang w:eastAsia="ru-RU"/>
               <w14:ligatures w14:val="standardContextual"/>
             </w:rPr>
           </w:pPr>
-          <w:hyperlink w:anchor="_Toc230804870" w:history="1">
+          <w:hyperlink w:anchor="_Toc231591295" w:history="1">
             <w:r>
               <w:rPr>
                 <w:rStyle w:val="af5"/>
                 <w:rFonts w:ascii="Times New Roman" w:hAnsi="Times New Roman" w:cs="Times New Roman"/>
                 <w:noProof/>
+                <w:sz w:val="28"/>
+                <w:szCs w:val="28"/>
               </w:rPr>
               <w:t>3. ЛОГИЧЕСКОЕ ПРОЕКТИРОВАНИЕ</w:t>
             </w:r>
             <w:r>
               <w:rPr>
+                <w:rFonts w:ascii="Times New Roman" w:hAnsi="Times New Roman" w:cs="Times New Roman"/>
                 <w:noProof/>
                 <w:webHidden/>
+                <w:sz w:val="28"/>
+                <w:szCs w:val="28"/>
               </w:rPr>
               <w:tab/>
             </w:r>
             <w:r>
               <w:rPr>
+                <w:rFonts w:ascii="Times New Roman" w:hAnsi="Times New Roman" w:cs="Times New Roman"/>
                 <w:noProof/>
                 <w:webHidden/>
+                <w:sz w:val="28"/>
+                <w:szCs w:val="28"/>
               </w:rPr>
               <w:fldChar w:fldCharType="begin"/>
             </w:r>
             <w:r>
               <w:rPr>
+                <w:rFonts w:ascii="Times New Roman" w:hAnsi="Times New Roman" w:cs="Times New Roman"/>
                 <w:noProof/>
                 <w:webHidden/>
-              </w:rPr>
-              <w:instrText xml:space="preserve"> PAGEREF _Toc230804870 \h </w:instrText>
-            </w:r>
-            <w:r>
-              <w:rPr>
+                <w:sz w:val="28"/>
+                <w:szCs w:val="28"/>
+              </w:rPr>
+              <w:instrText xml:space="preserve"> PAGEREF _Toc231591295 \h </w:instrText>
+            </w:r>
+            <w:r>
+              <w:rPr>
+                <w:rFonts w:ascii="Times New Roman" w:hAnsi="Times New Roman" w:cs="Times New Roman"/>
                 <w:noProof/>
                 <w:webHidden/>
-              </w:rPr>
-            </w:r>
-            <w:r>
-              <w:rPr>
+                <w:sz w:val="28"/>
+                <w:szCs w:val="28"/>
+              </w:rPr>
+            </w:r>
+            <w:r>
+              <w:rPr>
+                <w:rFonts w:ascii="Times New Roman" w:hAnsi="Times New Roman" w:cs="Times New Roman"/>
                 <w:noProof/>
                 <w:webHidden/>
+                <w:sz w:val="28"/>
+                <w:szCs w:val="28"/>
               </w:rPr>
               <w:fldChar w:fldCharType="separate"/>
             </w:r>
             <w:r>
               <w:rPr>
+                <w:rFonts w:ascii="Times New Roman" w:hAnsi="Times New Roman" w:cs="Times New Roman"/>
                 <w:noProof/>
                 <w:webHidden/>
+                <w:sz w:val="28"/>
+                <w:szCs w:val="28"/>
               </w:rPr>
               <w:t>9</w:t>
             </w:r>
             <w:r>
               <w:rPr>
+                <w:rFonts w:ascii="Times New Roman" w:hAnsi="Times New Roman" w:cs="Times New Roman"/>
                 <w:noProof/>
                 <w:webHidden/>
+                <w:sz w:val="28"/>
+                <w:szCs w:val="28"/>
               </w:rPr>
               <w:fldChar w:fldCharType="end"/>
             </w:r>
@@ -1924,70 +2021,94 @@
             <w:tabs>
               <w:tab w:val="right" w:leader="dot" w:pos="9628"/>
             </w:tabs>
+            <w:spacing w:line="360" w:lineRule="auto"/>
             <w:rPr>
-              <w:rFonts w:eastAsiaTheme="minorEastAsia"/>
+              <w:rFonts w:ascii="Times New Roman" w:eastAsiaTheme="minorEastAsia" w:hAnsi="Times New Roman" w:cs="Times New Roman"/>
               <w:noProof/>
               <w:kern w:val="2"/>
-              <w:sz w:val="24"/>
-              <w:szCs w:val="24"/>
+              <w:sz w:val="28"/>
+              <w:szCs w:val="28"/>
               <w:lang w:eastAsia="ru-RU"/>
               <w14:ligatures w14:val="standardContextual"/>
             </w:rPr>
           </w:pPr>
-          <w:hyperlink w:anchor="_Toc230804871" w:history="1">
+          <w:hyperlink w:anchor="_Toc231591296" w:history="1">
             <w:r>
               <w:rPr>
                 <w:rStyle w:val="af5"/>
                 <w:rFonts w:ascii="Times New Roman" w:hAnsi="Times New Roman" w:cs="Times New Roman"/>
                 <w:noProof/>
+                <w:sz w:val="28"/>
+                <w:szCs w:val="28"/>
               </w:rPr>
               <w:t>4. ФИЗИЧЕСКОЕ ПРОЕКТИРОВАНИЕ</w:t>
             </w:r>
             <w:r>
               <w:rPr>
+                <w:rFonts w:ascii="Times New Roman" w:hAnsi="Times New Roman" w:cs="Times New Roman"/>
                 <w:noProof/>
                 <w:webHidden/>
+                <w:sz w:val="28"/>
+                <w:szCs w:val="28"/>
               </w:rPr>
               <w:tab/>
             </w:r>
             <w:r>
               <w:rPr>
+                <w:rFonts w:ascii="Times New Roman" w:hAnsi="Times New Roman" w:cs="Times New Roman"/>
                 <w:noProof/>
                 <w:webHidden/>
+                <w:sz w:val="28"/>
+                <w:szCs w:val="28"/>
               </w:rPr>
               <w:fldChar w:fldCharType="begin"/>
             </w:r>
             <w:r>
               <w:rPr>
+                <w:rFonts w:ascii="Times New Roman" w:hAnsi="Times New Roman" w:cs="Times New Roman"/>
                 <w:noProof/>
                 <w:webHidden/>
-              </w:rPr>
-              <w:instrText xml:space="preserve"> PAGEREF _Toc230804871 \h </w:instrText>
-            </w:r>
-            <w:r>
-              <w:rPr>
+                <w:sz w:val="28"/>
+                <w:szCs w:val="28"/>
+              </w:rPr>
+              <w:instrText xml:space="preserve"> PAGEREF _Toc231591296 \h </w:instrText>
+            </w:r>
+            <w:r>
+              <w:rPr>
+                <w:rFonts w:ascii="Times New Roman" w:hAnsi="Times New Roman" w:cs="Times New Roman"/>
                 <w:noProof/>
                 <w:webHidden/>
-              </w:rPr>
-            </w:r>
-            <w:r>
-              <w:rPr>
+                <w:sz w:val="28"/>
+                <w:szCs w:val="28"/>
+              </w:rPr>
+            </w:r>
+            <w:r>
+              <w:rPr>
+                <w:rFonts w:ascii="Times New Roman" w:hAnsi="Times New Roman" w:cs="Times New Roman"/>
                 <w:noProof/>
                 <w:webHidden/>
+                <w:sz w:val="28"/>
+                <w:szCs w:val="28"/>
               </w:rPr>
               <w:fldChar w:fldCharType="separate"/>
             </w:r>
             <w:r>
               <w:rPr>
+                <w:rFonts w:ascii="Times New Roman" w:hAnsi="Times New Roman" w:cs="Times New Roman"/>
                 <w:noProof/>
                 <w:webHidden/>
-              </w:rPr>
-              <w:t>10</w:t>
-            </w:r>
-            <w:r>
-              <w:rPr>
+                <w:sz w:val="28"/>
+                <w:szCs w:val="28"/>
+              </w:rPr>
+              <w:t>14</w:t>
+            </w:r>
+            <w:r>
+              <w:rPr>
+                <w:rFonts w:ascii="Times New Roman" w:hAnsi="Times New Roman" w:cs="Times New Roman"/>
                 <w:noProof/>
                 <w:webHidden/>
+                <w:sz w:val="28"/>
+                <w:szCs w:val="28"/>
               </w:rPr>
               <w:fldChar w:fldCharType="end"/>
             </w:r>
@@ -1999,79 +2120,94 @@
             <w:tabs>
               <w:tab w:val="right" w:leader="dot" w:pos="9628"/>
             </w:tabs>
+            <w:spacing w:line="360" w:lineRule="auto"/>
             <w:rPr>
-              <w:rFonts w:eastAsiaTheme="minorEastAsia"/>
+              <w:rFonts w:ascii="Times New Roman" w:eastAsiaTheme="minorEastAsia" w:hAnsi="Times New Roman" w:cs="Times New Roman"/>
               <w:noProof/>
               <w:kern w:val="2"/>
-              <w:sz w:val="24"/>
-              <w:szCs w:val="24"/>
+              <w:sz w:val="28"/>
+              <w:szCs w:val="28"/>
               <w:lang w:eastAsia="ru-RU"/>
               <w14:ligatures w14:val="standardContextual"/>
             </w:rPr>
           </w:pPr>
-          <w:hyperlink w:anchor="_Toc230804872" w:history="1">
+          <w:hyperlink w:anchor="_Toc231591297" w:history="1">
             <w:r>
               <w:rPr>
                 <w:rStyle w:val="af5"/>
                 <w:rFonts w:ascii="Times New Roman" w:hAnsi="Times New Roman" w:cs="Times New Roman"/>
                 <w:noProof/>
-                <w:lang w:val="en-US"/>
-              </w:rPr>
-              <w:t>5</w:t>
-            </w:r>
-            <w:r>
-              <w:rPr>
-                <w:rStyle w:val="af5"/>
-                <w:rFonts w:ascii="Times New Roman" w:hAnsi="Times New Roman" w:cs="Times New Roman"/>
-                <w:noProof/>
-              </w:rPr>
-              <w:t>. ПРОЕКТИРОВАНИЕ ИНТЕРФЕЙСА</w:t>
-            </w:r>
-            <w:r>
-              <w:rPr>
+                <w:sz w:val="28"/>
+                <w:szCs w:val="28"/>
+              </w:rPr>
+              <w:t>5. ПРОЕКТИРОВАНИЕ ИНТЕРФЕЙСА</w:t>
+            </w:r>
+            <w:r>
+              <w:rPr>
+                <w:rFonts w:ascii="Times New Roman" w:hAnsi="Times New Roman" w:cs="Times New Roman"/>
                 <w:noProof/>
                 <w:webHidden/>
+                <w:sz w:val="28"/>
+                <w:szCs w:val="28"/>
               </w:rPr>
               <w:tab/>
             </w:r>
             <w:r>
               <w:rPr>
+                <w:rFonts w:ascii="Times New Roman" w:hAnsi="Times New Roman" w:cs="Times New Roman"/>
                 <w:noProof/>
                 <w:webHidden/>
+                <w:sz w:val="28"/>
+                <w:szCs w:val="28"/>
               </w:rPr>
               <w:fldChar w:fldCharType="begin"/>
             </w:r>
             <w:r>
               <w:rPr>
+                <w:rFonts w:ascii="Times New Roman" w:hAnsi="Times New Roman" w:cs="Times New Roman"/>
                 <w:noProof/>
                 <w:webHidden/>
-              </w:rPr>
-              <w:instrText xml:space="preserve"> PAGEREF _Toc230804872 \h </w:instrText>
-            </w:r>
-            <w:r>
-              <w:rPr>
+                <w:sz w:val="28"/>
+                <w:szCs w:val="28"/>
+              </w:rPr>
+              <w:instrText xml:space="preserve"> PAGEREF _Toc231591297 \h </w:instrText>
+            </w:r>
+            <w:r>
+              <w:rPr>
+                <w:rFonts w:ascii="Times New Roman" w:hAnsi="Times New Roman" w:cs="Times New Roman"/>
                 <w:noProof/>
                 <w:webHidden/>
-              </w:rPr>
-            </w:r>
-            <w:r>
-              <w:rPr>
+                <w:sz w:val="28"/>
+                <w:szCs w:val="28"/>
+              </w:rPr>
+            </w:r>
+            <w:r>
+              <w:rPr>
+                <w:rFonts w:ascii="Times New Roman" w:hAnsi="Times New Roman" w:cs="Times New Roman"/>
                 <w:noProof/>
                 <w:webHidden/>
+                <w:sz w:val="28"/>
+                <w:szCs w:val="28"/>
               </w:rPr>
               <w:fldChar w:fldCharType="separate"/>
             </w:r>
             <w:r>
               <w:rPr>
+                <w:rFonts w:ascii="Times New Roman" w:hAnsi="Times New Roman" w:cs="Times New Roman"/>
                 <w:noProof/>
                 <w:webHidden/>
-              </w:rPr>
-              <w:t>11</w:t>
-            </w:r>
-            <w:r>
-              <w:rPr>
+                <w:sz w:val="28"/>
+                <w:szCs w:val="28"/>
+              </w:rPr>
+              <w:t>15</w:t>
+            </w:r>
+            <w:r>
+              <w:rPr>
+                <w:rFonts w:ascii="Times New Roman" w:hAnsi="Times New Roman" w:cs="Times New Roman"/>
                 <w:noProof/>
                 <w:webHidden/>
+                <w:sz w:val="28"/>
+                <w:szCs w:val="28"/>
               </w:rPr>
               <w:fldChar w:fldCharType="end"/>
             </w:r>
@@ -2083,70 +2219,94 @@
             <w:tabs>
               <w:tab w:val="right" w:leader="dot" w:pos="9628"/>
             </w:tabs>
+            <w:spacing w:line="360" w:lineRule="auto"/>
             <w:rPr>
-              <w:rFonts w:eastAsiaTheme="minorEastAsia"/>
+              <w:rFonts w:ascii="Times New Roman" w:eastAsiaTheme="minorEastAsia" w:hAnsi="Times New Roman" w:cs="Times New Roman"/>
               <w:noProof/>
               <w:kern w:val="2"/>
-              <w:sz w:val="24"/>
-              <w:szCs w:val="24"/>
+              <w:sz w:val="28"/>
+              <w:szCs w:val="28"/>
               <w:lang w:eastAsia="ru-RU"/>
               <w14:ligatures w14:val="standardContextual"/>
             </w:rPr>
           </w:pPr>
-          <w:hyperlink w:anchor="_Toc230804873" w:history="1">
+          <w:hyperlink w:anchor="_Toc231591298" w:history="1">
             <w:r>
               <w:rPr>
                 <w:rStyle w:val="af5"/>
                 <w:rFonts w:ascii="Times New Roman" w:hAnsi="Times New Roman" w:cs="Times New Roman"/>
                 <w:noProof/>
+                <w:sz w:val="28"/>
+                <w:szCs w:val="28"/>
               </w:rPr>
               <w:t>6. ТЕСТИРОВАНИЕ ПРОГРАММЫ</w:t>
             </w:r>
             <w:r>
               <w:rPr>
+                <w:rFonts w:ascii="Times New Roman" w:hAnsi="Times New Roman" w:cs="Times New Roman"/>
                 <w:noProof/>
                 <w:webHidden/>
+                <w:sz w:val="28"/>
+                <w:szCs w:val="28"/>
               </w:rPr>
               <w:tab/>
             </w:r>
             <w:r>
               <w:rPr>
+                <w:rFonts w:ascii="Times New Roman" w:hAnsi="Times New Roman" w:cs="Times New Roman"/>
                 <w:noProof/>
                 <w:webHidden/>
+                <w:sz w:val="28"/>
+                <w:szCs w:val="28"/>
               </w:rPr>
               <w:fldChar w:fldCharType="begin"/>
             </w:r>
             <w:r>
               <w:rPr>
+                <w:rFonts w:ascii="Times New Roman" w:hAnsi="Times New Roman" w:cs="Times New Roman"/>
                 <w:noProof/>
                 <w:webHidden/>
-              </w:rPr>
-              <w:instrText xml:space="preserve"> PAGEREF _Toc230804873 \h </w:instrText>
-            </w:r>
-            <w:r>
-              <w:rPr>
+                <w:sz w:val="28"/>
+                <w:szCs w:val="28"/>
+              </w:rPr>
+              <w:instrText xml:space="preserve"> PAGEREF _Toc231591298 \h </w:instrText>
+            </w:r>
+            <w:r>
+              <w:rPr>
+                <w:rFonts w:ascii="Times New Roman" w:hAnsi="Times New Roman" w:cs="Times New Roman"/>
                 <w:noProof/>
                 <w:webHidden/>
-              </w:rPr>
-            </w:r>
-            <w:r>
-              <w:rPr>
+                <w:sz w:val="28"/>
+                <w:szCs w:val="28"/>
+              </w:rPr>
+            </w:r>
+            <w:r>
+              <w:rPr>
+                <w:rFonts w:ascii="Times New Roman" w:hAnsi="Times New Roman" w:cs="Times New Roman"/>
                 <w:noProof/>
                 <w:webHidden/>
+                <w:sz w:val="28"/>
+                <w:szCs w:val="28"/>
               </w:rPr>
               <w:fldChar w:fldCharType="separate"/>
             </w:r>
             <w:r>
               <w:rPr>
+                <w:rFonts w:ascii="Times New Roman" w:hAnsi="Times New Roman" w:cs="Times New Roman"/>
                 <w:noProof/>
                 <w:webHidden/>
-              </w:rPr>
-              <w:t>13</w:t>
-            </w:r>
-            <w:r>
-              <w:rPr>
+                <w:sz w:val="28"/>
+                <w:szCs w:val="28"/>
+              </w:rPr>
+              <w:t>17</w:t>
+            </w:r>
+            <w:r>
+              <w:rPr>
+                <w:rFonts w:ascii="Times New Roman" w:hAnsi="Times New Roman" w:cs="Times New Roman"/>
                 <w:noProof/>
                 <w:webHidden/>
+                <w:sz w:val="28"/>
+                <w:szCs w:val="28"/>
               </w:rPr>
               <w:fldChar w:fldCharType="end"/>
             </w:r>
@@ -2158,70 +2318,94 @@
             <w:tabs>
               <w:tab w:val="right" w:leader="dot" w:pos="9628"/>
             </w:tabs>
+            <w:spacing w:line="360" w:lineRule="auto"/>
             <w:rPr>
-              <w:rFonts w:eastAsiaTheme="minorEastAsia"/>
+              <w:rFonts w:ascii="Times New Roman" w:eastAsiaTheme="minorEastAsia" w:hAnsi="Times New Roman" w:cs="Times New Roman"/>
               <w:noProof/>
               <w:kern w:val="2"/>
-              <w:sz w:val="24"/>
-              <w:szCs w:val="24"/>
+              <w:sz w:val="28"/>
+              <w:szCs w:val="28"/>
               <w:lang w:eastAsia="ru-RU"/>
               <w14:ligatures w14:val="standardContextual"/>
             </w:rPr>
           </w:pPr>
-          <w:hyperlink w:anchor="_Toc230804874" w:history="1">
+          <w:hyperlink w:anchor="_Toc231591299" w:history="1">
             <w:r>
               <w:rPr>
                 <w:rStyle w:val="af5"/>
                 <w:rFonts w:ascii="Times New Roman" w:hAnsi="Times New Roman" w:cs="Times New Roman"/>
                 <w:noProof/>
+                <w:sz w:val="28"/>
+                <w:szCs w:val="28"/>
               </w:rPr>
               <w:t>ЗАКЛЮЧЕНИЕ</w:t>
             </w:r>
             <w:r>
               <w:rPr>
+                <w:rFonts w:ascii="Times New Roman" w:hAnsi="Times New Roman" w:cs="Times New Roman"/>
                 <w:noProof/>
                 <w:webHidden/>
+                <w:sz w:val="28"/>
+                <w:szCs w:val="28"/>
               </w:rPr>
               <w:tab/>
             </w:r>
             <w:r>
               <w:rPr>
+                <w:rFonts w:ascii="Times New Roman" w:hAnsi="Times New Roman" w:cs="Times New Roman"/>
                 <w:noProof/>
                 <w:webHidden/>
+                <w:sz w:val="28"/>
+                <w:szCs w:val="28"/>
               </w:rPr>
               <w:fldChar w:fldCharType="begin"/>
             </w:r>
             <w:r>
               <w:rPr>
+                <w:rFonts w:ascii="Times New Roman" w:hAnsi="Times New Roman" w:cs="Times New Roman"/>
                 <w:noProof/>
                 <w:webHidden/>
-              </w:rPr>
-              <w:instrText xml:space="preserve"> PAGEREF _Toc230804874 \h </w:instrText>
-            </w:r>
-            <w:r>
-              <w:rPr>
+                <w:sz w:val="28"/>
+                <w:szCs w:val="28"/>
+              </w:rPr>
+              <w:instrText xml:space="preserve"> PAGEREF _Toc231591299 \h </w:instrText>
+            </w:r>
+            <w:r>
+              <w:rPr>
+                <w:rFonts w:ascii="Times New Roman" w:hAnsi="Times New Roman" w:cs="Times New Roman"/>
                 <w:noProof/>
                 <w:webHidden/>
-              </w:rPr>
-            </w:r>
-            <w:r>
-              <w:rPr>
+                <w:sz w:val="28"/>
+                <w:szCs w:val="28"/>
+              </w:rPr>
+            </w:r>
+            <w:r>
+              <w:rPr>
+                <w:rFonts w:ascii="Times New Roman" w:hAnsi="Times New Roman" w:cs="Times New Roman"/>
                 <w:noProof/>
                 <w:webHidden/>
+                <w:sz w:val="28"/>
+                <w:szCs w:val="28"/>
               </w:rPr>
               <w:fldChar w:fldCharType="separate"/>
             </w:r>
             <w:r>
               <w:rPr>
+                <w:rFonts w:ascii="Times New Roman" w:hAnsi="Times New Roman" w:cs="Times New Roman"/>
                 <w:noProof/>
                 <w:webHidden/>
-              </w:rPr>
-              <w:t>14</w:t>
-            </w:r>
-            <w:r>
-              <w:rPr>
+                <w:sz w:val="28"/>
+                <w:szCs w:val="28"/>
+              </w:rPr>
+              <w:t>19</w:t>
+            </w:r>
+            <w:r>
+              <w:rPr>
+                <w:rFonts w:ascii="Times New Roman" w:hAnsi="Times New Roman" w:cs="Times New Roman"/>
                 <w:noProof/>
                 <w:webHidden/>
+                <w:sz w:val="28"/>
+                <w:szCs w:val="28"/>
               </w:rPr>
               <w:fldChar w:fldCharType="end"/>
             </w:r>
@@ -2233,70 +2417,94 @@
             <w:tabs>
               <w:tab w:val="right" w:leader="dot" w:pos="9628"/>
             </w:tabs>
+            <w:spacing w:line="360" w:lineRule="auto"/>
             <w:rPr>
-              <w:rFonts w:eastAsiaTheme="minorEastAsia"/>
+              <w:rFonts w:ascii="Times New Roman" w:eastAsiaTheme="minorEastAsia" w:hAnsi="Times New Roman" w:cs="Times New Roman"/>
               <w:noProof/>
               <w:kern w:val="2"/>
-              <w:sz w:val="24"/>
-              <w:szCs w:val="24"/>
+              <w:sz w:val="28"/>
+              <w:szCs w:val="28"/>
               <w:lang w:eastAsia="ru-RU"/>
               <w14:ligatures w14:val="standardContextual"/>
             </w:rPr>
           </w:pPr>
-          <w:hyperlink w:anchor="_Toc230804875" w:history="1">
+          <w:hyperlink w:anchor="_Toc231591300" w:history="1">
             <w:r>
               <w:rPr>
                 <w:rStyle w:val="af5"/>
                 <w:rFonts w:ascii="Times New Roman" w:hAnsi="Times New Roman" w:cs="Times New Roman"/>
                 <w:noProof/>
+                <w:sz w:val="28"/>
+                <w:szCs w:val="28"/>
               </w:rPr>
               <w:t>СПИСОК ЛИТЕРАТУРЫ</w:t>
             </w:r>
             <w:r>
               <w:rPr>
+                <w:rFonts w:ascii="Times New Roman" w:hAnsi="Times New Roman" w:cs="Times New Roman"/>
                 <w:noProof/>
                 <w:webHidden/>
+                <w:sz w:val="28"/>
+                <w:szCs w:val="28"/>
               </w:rPr>
               <w:tab/>
             </w:r>
             <w:r>
               <w:rPr>
+                <w:rFonts w:ascii="Times New Roman" w:hAnsi="Times New Roman" w:cs="Times New Roman"/>
                 <w:noProof/>
                 <w:webHidden/>
+                <w:sz w:val="28"/>
+                <w:szCs w:val="28"/>
               </w:rPr>
               <w:fldChar w:fldCharType="begin"/>
             </w:r>
             <w:r>
               <w:rPr>
+                <w:rFonts w:ascii="Times New Roman" w:hAnsi="Times New Roman" w:cs="Times New Roman"/>
                 <w:noProof/>
                 <w:webHidden/>
-              </w:rPr>
-              <w:instrText xml:space="preserve"> PAGEREF _Toc230804875 \h </w:instrText>
-            </w:r>
-            <w:r>
-              <w:rPr>
+                <w:sz w:val="28"/>
+                <w:szCs w:val="28"/>
+              </w:rPr>
+              <w:instrText xml:space="preserve"> PAGEREF _Toc231591300 \h </w:instrText>
+            </w:r>
+            <w:r>
+              <w:rPr>
+                <w:rFonts w:ascii="Times New Roman" w:hAnsi="Times New Roman" w:cs="Times New Roman"/>
                 <w:noProof/>
                 <w:webHidden/>
-              </w:rPr>
-            </w:r>
-            <w:r>
-              <w:rPr>
+                <w:sz w:val="28"/>
+                <w:szCs w:val="28"/>
+              </w:rPr>
+            </w:r>
+            <w:r>
+              <w:rPr>
+                <w:rFonts w:ascii="Times New Roman" w:hAnsi="Times New Roman" w:cs="Times New Roman"/>
                 <w:noProof/>
                 <w:webHidden/>
+                <w:sz w:val="28"/>
+                <w:szCs w:val="28"/>
               </w:rPr>
               <w:fldChar w:fldCharType="separate"/>
             </w:r>
             <w:r>
               <w:rPr>
+                <w:rFonts w:ascii="Times New Roman" w:hAnsi="Times New Roman" w:cs="Times New Roman"/>
                 <w:noProof/>
                 <w:webHidden/>
-              </w:rPr>
-              <w:t>15</w:t>
-            </w:r>
-            <w:r>
-              <w:rPr>
+                <w:sz w:val="28"/>
+                <w:szCs w:val="28"/>
+              </w:rPr>
+              <w:t>20</w:t>
+            </w:r>
+            <w:r>
+              <w:rPr>
+                <w:rFonts w:ascii="Times New Roman" w:hAnsi="Times New Roman" w:cs="Times New Roman"/>
                 <w:noProof/>
                 <w:webHidden/>
+                <w:sz w:val="28"/>
+                <w:szCs w:val="28"/>
               </w:rPr>
               <w:fldChar w:fldCharType="end"/>
             </w:r>
@@ -2308,71 +2516,106 @@
             <w:tabs>
               <w:tab w:val="right" w:leader="dot" w:pos="9628"/>
             </w:tabs>
+            <w:spacing w:line="360" w:lineRule="auto"/>
             <w:rPr>
-              <w:rFonts w:eastAsiaTheme="minorEastAsia"/>
+              <w:rFonts w:ascii="Times New Roman" w:eastAsiaTheme="minorEastAsia" w:hAnsi="Times New Roman" w:cs="Times New Roman"/>
               <w:noProof/>
               <w:kern w:val="2"/>
-              <w:sz w:val="24"/>
-              <w:szCs w:val="24"/>
+              <w:sz w:val="28"/>
+              <w:szCs w:val="28"/>
               <w:lang w:eastAsia="ru-RU"/>
               <w14:ligatures w14:val="standardContextual"/>
             </w:rPr>
           </w:pPr>
-          <w:hyperlink w:anchor="_Toc230804876" w:history="1">
+          <w:hyperlink w:anchor="_Toc231591301" w:history="1">
             <w:r>
               <w:rPr>
                 <w:rStyle w:val="af5"/>
                 <w:rFonts w:ascii="Times New Roman" w:hAnsi="Times New Roman" w:cs="Times New Roman"/>
                 <w:noProof/>
+                <w:sz w:val="28"/>
+                <w:szCs w:val="28"/>
                 <w:lang w:eastAsia="ru-RU"/>
               </w:rPr>
               <w:t>ПРИЛОЖЕНИЕ 1</w:t>
             </w:r>
             <w:r>
               <w:rPr>
+                <w:rStyle w:val="af5"/>
+                <w:rFonts w:ascii="Times New Roman" w:hAnsi="Times New Roman" w:cs="Times New Roman"/>
+                <w:noProof/>
+                <w:sz w:val="28"/>
+                <w:szCs w:val="28"/>
+                <w:lang w:eastAsia="ru-RU"/>
+              </w:rPr>
+              <w:t>. Техническое задание</w:t>
+            </w:r>
+            <w:r>
+              <w:rPr>
+                <w:rFonts w:ascii="Times New Roman" w:hAnsi="Times New Roman" w:cs="Times New Roman"/>
                 <w:noProof/>
                 <w:webHidden/>
+                <w:sz w:val="28"/>
+                <w:szCs w:val="28"/>
               </w:rPr>
               <w:tab/>
             </w:r>
             <w:r>
               <w:rPr>
+                <w:rFonts w:ascii="Times New Roman" w:hAnsi="Times New Roman" w:cs="Times New Roman"/>
                 <w:noProof/>
                 <w:webHidden/>
+                <w:sz w:val="28"/>
+                <w:szCs w:val="28"/>
               </w:rPr>
               <w:fldChar w:fldCharType="begin"/>
             </w:r>
             <w:r>
               <w:rPr>
+                <w:rFonts w:ascii="Times New Roman" w:hAnsi="Times New Roman" w:cs="Times New Roman"/>
                 <w:noProof/>
                 <w:webHidden/>
-              </w:rPr>
-              <w:instrText xml:space="preserve"> PAGEREF _Toc230804876 \h </w:instrText>
-            </w:r>
-            <w:r>
-              <w:rPr>
+                <w:sz w:val="28"/>
+                <w:szCs w:val="28"/>
+              </w:rPr>
+              <w:instrText xml:space="preserve"> PAGEREF _Toc231591301 \h </w:instrText>
+            </w:r>
+            <w:r>
+              <w:rPr>
+                <w:rFonts w:ascii="Times New Roman" w:hAnsi="Times New Roman" w:cs="Times New Roman"/>
                 <w:noProof/>
                 <w:webHidden/>
-              </w:rPr>
-            </w:r>
-            <w:r>
-              <w:rPr>
+                <w:sz w:val="28"/>
+                <w:szCs w:val="28"/>
+              </w:rPr>
+            </w:r>
+            <w:r>
+              <w:rPr>
+                <w:rFonts w:ascii="Times New Roman" w:hAnsi="Times New Roman" w:cs="Times New Roman"/>
                 <w:noProof/>
                 <w:webHidden/>
+                <w:sz w:val="28"/>
+                <w:szCs w:val="28"/>
               </w:rPr>
               <w:fldChar w:fldCharType="separate"/>
             </w:r>
             <w:r>
               <w:rPr>
+                <w:rFonts w:ascii="Times New Roman" w:hAnsi="Times New Roman" w:cs="Times New Roman"/>
                 <w:noProof/>
                 <w:webHidden/>
-              </w:rPr>
-              <w:t>16</w:t>
-            </w:r>
-            <w:r>
-              <w:rPr>
+                <w:sz w:val="28"/>
+                <w:szCs w:val="28"/>
+              </w:rPr>
+              <w:t>21</w:t>
+            </w:r>
+            <w:r>
+              <w:rPr>
+                <w:rFonts w:ascii="Times New Roman" w:hAnsi="Times New Roman" w:cs="Times New Roman"/>
                 <w:noProof/>
                 <w:webHidden/>
+                <w:sz w:val="28"/>
+                <w:szCs w:val="28"/>
               </w:rPr>
               <w:fldChar w:fldCharType="end"/>
             </w:r>
@@ -2384,80 +2627,106 @@
             <w:tabs>
               <w:tab w:val="right" w:leader="dot" w:pos="9628"/>
             </w:tabs>
+            <w:spacing w:line="360" w:lineRule="auto"/>
             <w:rPr>
-              <w:rFonts w:eastAsiaTheme="minorEastAsia"/>
+              <w:rFonts w:ascii="Times New Roman" w:eastAsiaTheme="minorEastAsia" w:hAnsi="Times New Roman" w:cs="Times New Roman"/>
               <w:noProof/>
               <w:kern w:val="2"/>
-              <w:sz w:val="24"/>
-              <w:szCs w:val="24"/>
+              <w:sz w:val="28"/>
+              <w:szCs w:val="28"/>
               <w:lang w:eastAsia="ru-RU"/>
               <w14:ligatures w14:val="standardContextual"/>
             </w:rPr>
           </w:pPr>
-          <w:hyperlink w:anchor="_Toc230804877" w:history="1">
+          <w:hyperlink w:anchor="_Toc231591302" w:history="1">
             <w:r>
               <w:rPr>
                 <w:rStyle w:val="af5"/>
                 <w:rFonts w:ascii="Times New Roman" w:hAnsi="Times New Roman" w:cs="Times New Roman"/>
                 <w:noProof/>
+                <w:sz w:val="28"/>
+                <w:szCs w:val="28"/>
                 <w:lang w:eastAsia="ru-RU"/>
               </w:rPr>
-              <w:t xml:space="preserve">ПРИЛОЖЕНИЕ </w:t>
+              <w:t>ПРИЛОЖЕНИЕ 2</w:t>
             </w:r>
             <w:r>
               <w:rPr>
                 <w:rStyle w:val="af5"/>
                 <w:rFonts w:ascii="Times New Roman" w:hAnsi="Times New Roman" w:cs="Times New Roman"/>
                 <w:noProof/>
-                <w:lang w:val="en-US" w:eastAsia="ru-RU"/>
-              </w:rPr>
-              <w:t>2</w:t>
-            </w:r>
-            <w:r>
-              <w:rPr>
+                <w:sz w:val="28"/>
+                <w:szCs w:val="28"/>
+                <w:lang w:eastAsia="ru-RU"/>
+              </w:rPr>
+              <w:t>. Руководство пользователя</w:t>
+            </w:r>
+            <w:r>
+              <w:rPr>
+                <w:rFonts w:ascii="Times New Roman" w:hAnsi="Times New Roman" w:cs="Times New Roman"/>
                 <w:noProof/>
                 <w:webHidden/>
+                <w:sz w:val="28"/>
+                <w:szCs w:val="28"/>
               </w:rPr>
               <w:tab/>
             </w:r>
             <w:r>
               <w:rPr>
+                <w:rFonts w:ascii="Times New Roman" w:hAnsi="Times New Roman" w:cs="Times New Roman"/>
                 <w:noProof/>
                 <w:webHidden/>
+                <w:sz w:val="28"/>
+                <w:szCs w:val="28"/>
               </w:rPr>
               <w:fldChar w:fldCharType="begin"/>
             </w:r>
             <w:r>
               <w:rPr>
+                <w:rFonts w:ascii="Times New Roman" w:hAnsi="Times New Roman" w:cs="Times New Roman"/>
                 <w:noProof/>
                 <w:webHidden/>
-              </w:rPr>
-              <w:instrText xml:space="preserve"> PAGEREF _Toc230804877 \h </w:instrText>
-            </w:r>
-            <w:r>
-              <w:rPr>
+                <w:sz w:val="28"/>
+                <w:szCs w:val="28"/>
+              </w:rPr>
+              <w:instrText xml:space="preserve"> PAGEREF _Toc231591302 \h </w:instrText>
+            </w:r>
+            <w:r>
+              <w:rPr>
+                <w:rFonts w:ascii="Times New Roman" w:hAnsi="Times New Roman" w:cs="Times New Roman"/>
                 <w:noProof/>
                 <w:webHidden/>
-              </w:rPr>
-            </w:r>
-            <w:r>
-              <w:rPr>
+                <w:sz w:val="28"/>
+                <w:szCs w:val="28"/>
+              </w:rPr>
+            </w:r>
+            <w:r>
+              <w:rPr>
+                <w:rFonts w:ascii="Times New Roman" w:hAnsi="Times New Roman" w:cs="Times New Roman"/>
                 <w:noProof/>
                 <w:webHidden/>
+                <w:sz w:val="28"/>
+                <w:szCs w:val="28"/>
               </w:rPr>
               <w:fldChar w:fldCharType="separate"/>
             </w:r>
             <w:r>
               <w:rPr>
+                <w:rFonts w:ascii="Times New Roman" w:hAnsi="Times New Roman" w:cs="Times New Roman"/>
                 <w:noProof/>
                 <w:webHidden/>
-              </w:rPr>
-              <w:t>23</w:t>
-            </w:r>
-            <w:r>
-              <w:rPr>
+                <w:sz w:val="28"/>
+                <w:szCs w:val="28"/>
+              </w:rPr>
+              <w:t>28</w:t>
+            </w:r>
+            <w:r>
+              <w:rPr>
+                <w:rFonts w:ascii="Times New Roman" w:hAnsi="Times New Roman" w:cs="Times New Roman"/>
                 <w:noProof/>
                 <w:webHidden/>
+                <w:sz w:val="28"/>
+                <w:szCs w:val="28"/>
               </w:rPr>
               <w:fldChar w:fldCharType="end"/>
             </w:r>
@@ -2469,71 +2738,106 @@
             <w:tabs>
               <w:tab w:val="right" w:leader="dot" w:pos="9628"/>
             </w:tabs>
+            <w:spacing w:line="360" w:lineRule="auto"/>
             <w:rPr>
-              <w:rFonts w:eastAsiaTheme="minorEastAsia"/>
+              <w:rFonts w:ascii="Times New Roman" w:eastAsiaTheme="minorEastAsia" w:hAnsi="Times New Roman" w:cs="Times New Roman"/>
               <w:noProof/>
               <w:kern w:val="2"/>
-              <w:sz w:val="24"/>
-              <w:szCs w:val="24"/>
+              <w:sz w:val="28"/>
+              <w:szCs w:val="28"/>
               <w:lang w:eastAsia="ru-RU"/>
               <w14:ligatures w14:val="standardContextual"/>
             </w:rPr>
           </w:pPr>
-          <w:hyperlink w:anchor="_Toc230804878" w:history="1">
+          <w:hyperlink w:anchor="_Toc231591303" w:history="1">
             <w:r>
               <w:rPr>
                 <w:rStyle w:val="af5"/>
                 <w:rFonts w:ascii="Times New Roman" w:hAnsi="Times New Roman" w:cs="Times New Roman"/>
                 <w:noProof/>
+                <w:sz w:val="28"/>
+                <w:szCs w:val="28"/>
                 <w:lang w:eastAsia="ru-RU"/>
               </w:rPr>
               <w:t>ПРИЛОЖЕНИЕ 3</w:t>
             </w:r>
             <w:r>
               <w:rPr>
+                <w:rStyle w:val="af5"/>
+                <w:rFonts w:ascii="Times New Roman" w:hAnsi="Times New Roman" w:cs="Times New Roman"/>
+                <w:noProof/>
+                <w:sz w:val="28"/>
+                <w:szCs w:val="28"/>
+                <w:lang w:eastAsia="ru-RU"/>
+              </w:rPr>
+              <w:t>. Текст программы</w:t>
+            </w:r>
+            <w:r>
+              <w:rPr>
+                <w:rFonts w:ascii="Times New Roman" w:hAnsi="Times New Roman" w:cs="Times New Roman"/>
                 <w:noProof/>
                 <w:webHidden/>
+                <w:sz w:val="28"/>
+                <w:szCs w:val="28"/>
               </w:rPr>
               <w:tab/>
             </w:r>
             <w:r>
               <w:rPr>
+                <w:rFonts w:ascii="Times New Roman" w:hAnsi="Times New Roman" w:cs="Times New Roman"/>
                 <w:noProof/>
                 <w:webHidden/>
+                <w:sz w:val="28"/>
+                <w:szCs w:val="28"/>
               </w:rPr>
               <w:fldChar w:fldCharType="begin"/>
             </w:r>
             <w:r>
               <w:rPr>
+                <w:rFonts w:ascii="Times New Roman" w:hAnsi="Times New Roman" w:cs="Times New Roman"/>
                 <w:noProof/>
                 <w:webHidden/>
-              </w:rPr>
-              <w:instrText xml:space="preserve"> PAGEREF _Toc230804878 \h </w:instrText>
-            </w:r>
-            <w:r>
-              <w:rPr>
+                <w:sz w:val="28"/>
+                <w:szCs w:val="28"/>
+              </w:rPr>
+              <w:instrText xml:space="preserve"> PAGEREF _Toc231591303 \h </w:instrText>
+            </w:r>
+            <w:r>
+              <w:rPr>
+                <w:rFonts w:ascii="Times New Roman" w:hAnsi="Times New Roman" w:cs="Times New Roman"/>
                 <w:noProof/>
                 <w:webHidden/>
-              </w:rPr>
-            </w:r>
-            <w:r>
-              <w:rPr>
+                <w:sz w:val="28"/>
+                <w:szCs w:val="28"/>
+              </w:rPr>
+            </w:r>
+            <w:r>
+              <w:rPr>
+                <w:rFonts w:ascii="Times New Roman" w:hAnsi="Times New Roman" w:cs="Times New Roman"/>
                 <w:noProof/>
                 <w:webHidden/>
+                <w:sz w:val="28"/>
+                <w:szCs w:val="28"/>
               </w:rPr>
               <w:fldChar w:fldCharType="separate"/>
             </w:r>
             <w:r>
               <w:rPr>
+                <w:rFonts w:ascii="Times New Roman" w:hAnsi="Times New Roman" w:cs="Times New Roman"/>
                 <w:noProof/>
                 <w:webHidden/>
-              </w:rPr>
-              <w:t>29</w:t>
-            </w:r>
-            <w:r>
-              <w:rPr>
+                <w:sz w:val="28"/>
+                <w:szCs w:val="28"/>
+              </w:rPr>
+              <w:t>34</w:t>
+            </w:r>
+            <w:r>
+              <w:rPr>
+                <w:rFonts w:ascii="Times New Roman" w:hAnsi="Times New Roman" w:cs="Times New Roman"/>
                 <w:noProof/>
                 <w:webHidden/>
+                <w:sz w:val="28"/>
+                <w:szCs w:val="28"/>
               </w:rPr>
               <w:fldChar w:fldCharType="end"/>
             </w:r>
@@ -2609,7 +2913,7 @@
       <w:pPr>
         <w:pStyle w:val="afa"/>
       </w:pPr>
-      <w:bookmarkStart w:id="0" w:name="_Toc230804867"/>
+      <w:bookmarkStart w:id="0" w:name="_Toc231591292"/>
       <w:r>
         <w:lastRenderedPageBreak/>
         <w:t>ВВЕДЕНИЕ</w:t>
@@ -2824,7 +3128,7 @@
           <w:szCs w:val="28"/>
         </w:rPr>
       </w:pPr>
-      <w:bookmarkStart w:id="1" w:name="_Toc230804868"/>
+      <w:bookmarkStart w:id="1" w:name="_Toc231591293"/>
       <w:r>
         <w:rPr>
           <w:rFonts w:ascii="Times New Roman" w:hAnsi="Times New Roman" w:cs="Times New Roman"/>
@@ -3081,7 +3385,7 @@
           <w:szCs w:val="28"/>
         </w:rPr>
       </w:pPr>
-      <w:bookmarkStart w:id="2" w:name="_Toc230804869"/>
+      <w:bookmarkStart w:id="2" w:name="_Toc231591294"/>
       <w:r>
         <w:rPr>
           <w:rFonts w:ascii="Times New Roman" w:hAnsi="Times New Roman" w:cs="Times New Roman"/>
@@ -3345,7 +3649,7 @@
           <w:szCs w:val="28"/>
         </w:rPr>
       </w:pPr>
-      <w:bookmarkStart w:id="3" w:name="_Toc230804870"/>
+      <w:bookmarkStart w:id="3" w:name="_Toc231591295"/>
       <w:r>
         <w:rPr>
           <w:rFonts w:ascii="Times New Roman" w:hAnsi="Times New Roman" w:cs="Times New Roman"/>
@@ -3546,14 +3850,13 @@
       <w:r>
         <w:rPr>
           <w:noProof/>
-          <w14:ligatures w14:val="standardContextual"/>
         </w:rPr>
         <w:lastRenderedPageBreak/>
         <w:drawing>
-          <wp:inline distT="0" distB="0" distL="0" distR="0" wp14:anchorId="172BD5E1" wp14:editId="7D1977FA">
-            <wp:extent cx="1152525" cy="5448300"/>
-            <wp:effectExtent l="0" t="0" r="9525" b="0"/>
-            <wp:docPr id="673505550" name="Рисунок 1"/>
+          <wp:inline distT="0" distB="0" distL="0" distR="0" wp14:anchorId="2EE9E262" wp14:editId="59D1E779">
+            <wp:extent cx="1676400" cy="6790481"/>
+            <wp:effectExtent l="0" t="0" r="0" b="0"/>
+            <wp:docPr id="1526119776" name="Рисунок 1"/>
             <wp:cNvGraphicFramePr>
               <a:graphicFrameLocks xmlns:a="http://schemas.openxmlformats.org/drawingml/2006/main" noChangeAspect="1"/>
             </wp:cNvGraphicFramePr>
@@ -3561,8 +3864,10 @@
               <a:graphicData uri="http://schemas.openxmlformats.org/drawingml/2006/picture">
                 <pic:pic xmlns:pic="http://schemas.openxmlformats.org/drawingml/2006/picture">
                   <pic:nvPicPr>
-                    <pic:cNvPr id="673505550" name="Рисунок 673505550"/>
-                    <pic:cNvPicPr/>
+                    <pic:cNvPr id="0" name="Picture 1"/>
+                    <pic:cNvPicPr>
+                      <a:picLocks noChangeAspect="1" noChangeArrowheads="1"/>
+                    </pic:cNvPicPr>
                   </pic:nvPicPr>
                   <pic:blipFill>
                     <a:blip r:embed="rId8">
@@ -3572,18 +3877,23 @@
                         </a:ext>
                       </a:extLst>
                     </a:blip>
+                    <a:srcRect/>
                     <a:stretch>
                       <a:fillRect/>
                     </a:stretch>
                   </pic:blipFill>
-                  <pic:spPr>
+                  <pic:spPr bwMode="auto">
                     <a:xfrm>
                       <a:off x="0" y="0"/>
-                      <a:ext cx="1152525" cy="5448300"/>
+                      <a:ext cx="1677729" cy="6795863"/>
                     </a:xfrm>
                     <a:prstGeom prst="rect">
                       <a:avLst/>
                     </a:prstGeom>
+                    <a:noFill/>
+                    <a:ln>
+                      <a:noFill/>
+                    </a:ln>
                   </pic:spPr>
                 </pic:pic>
               </a:graphicData>
@@ -3644,10 +3954,10 @@
         </w:rPr>
         <w:lastRenderedPageBreak/>
         <w:drawing>
-          <wp:inline distT="0" distB="0" distL="0" distR="0" wp14:anchorId="30626934" wp14:editId="38B7A751">
-            <wp:extent cx="1800225" cy="6115050"/>
-            <wp:effectExtent l="0" t="0" r="9525" b="0"/>
-            <wp:docPr id="1431704119" name="Рисунок 2"/>
+          <wp:inline distT="0" distB="0" distL="0" distR="0" wp14:anchorId="29620ED3" wp14:editId="544FC362">
+            <wp:extent cx="2217420" cy="6406970"/>
+            <wp:effectExtent l="0" t="0" r="0" b="0"/>
+            <wp:docPr id="612843286" name="Рисунок 2"/>
             <wp:cNvGraphicFramePr>
               <a:graphicFrameLocks xmlns:a="http://schemas.openxmlformats.org/drawingml/2006/main" noChangeAspect="1"/>
             </wp:cNvGraphicFramePr>
@@ -3655,8 +3965,10 @@
               <a:graphicData uri="http://schemas.openxmlformats.org/drawingml/2006/picture">
                 <pic:pic xmlns:pic="http://schemas.openxmlformats.org/drawingml/2006/picture">
                   <pic:nvPicPr>
-                    <pic:cNvPr id="1431704119" name="Рисунок 1431704119"/>
-                    <pic:cNvPicPr/>
+                    <pic:cNvPr id="0" name="Picture 3"/>
+                    <pic:cNvPicPr>
+                      <a:picLocks noChangeAspect="1" noChangeArrowheads="1"/>
+                    </pic:cNvPicPr>
                   </pic:nvPicPr>
                   <pic:blipFill>
                     <a:blip r:embed="rId9">
@@ -3666,18 +3978,23 @@
                         </a:ext>
                       </a:extLst>
                     </a:blip>
+                    <a:srcRect/>
                     <a:stretch>
                       <a:fillRect/>
                     </a:stretch>
                   </pic:blipFill>
-                  <pic:spPr>
+                  <pic:spPr bwMode="auto">
                     <a:xfrm>
                       <a:off x="0" y="0"/>
-                      <a:ext cx="1800225" cy="6115050"/>
+                      <a:ext cx="2220001" cy="6414427"/>
                     </a:xfrm>
                     <a:prstGeom prst="rect">
                       <a:avLst/>
                     </a:prstGeom>
+                    <a:noFill/>
+                    <a:ln>
+                      <a:noFill/>
+                    </a:ln>
                   </pic:spPr>
                 </pic:pic>
               </a:graphicData>
@@ -3744,10 +4061,10 @@
         </w:rPr>
         <w:lastRenderedPageBreak/>
         <w:drawing>
-          <wp:inline distT="0" distB="0" distL="0" distR="0" wp14:anchorId="28ADFB65" wp14:editId="4F7BA514">
-            <wp:extent cx="1152525" cy="6686550"/>
-            <wp:effectExtent l="0" t="0" r="9525" b="0"/>
-            <wp:docPr id="108684207" name="Рисунок 3"/>
+          <wp:inline distT="0" distB="0" distL="0" distR="0" wp14:anchorId="38AF0499" wp14:editId="693567ED">
+            <wp:extent cx="1455420" cy="7162949"/>
+            <wp:effectExtent l="0" t="0" r="0" b="0"/>
+            <wp:docPr id="199548932" name="Рисунок 3"/>
             <wp:cNvGraphicFramePr>
               <a:graphicFrameLocks xmlns:a="http://schemas.openxmlformats.org/drawingml/2006/main" noChangeAspect="1"/>
             </wp:cNvGraphicFramePr>
@@ -3755,8 +4072,10 @@
               <a:graphicData uri="http://schemas.openxmlformats.org/drawingml/2006/picture">
                 <pic:pic xmlns:pic="http://schemas.openxmlformats.org/drawingml/2006/picture">
                   <pic:nvPicPr>
-                    <pic:cNvPr id="108684207" name="Рисунок 108684207"/>
-                    <pic:cNvPicPr/>
+                    <pic:cNvPr id="0" name="Picture 4"/>
+                    <pic:cNvPicPr>
+                      <a:picLocks noChangeAspect="1" noChangeArrowheads="1"/>
+                    </pic:cNvPicPr>
                   </pic:nvPicPr>
                   <pic:blipFill>
                     <a:blip r:embed="rId10">
@@ -3766,18 +4085,23 @@
                         </a:ext>
                       </a:extLst>
                     </a:blip>
+                    <a:srcRect/>
                     <a:stretch>
                       <a:fillRect/>
                     </a:stretch>
                   </pic:blipFill>
-                  <pic:spPr>
+                  <pic:spPr bwMode="auto">
                     <a:xfrm>
                       <a:off x="0" y="0"/>
-                      <a:ext cx="1152525" cy="6686550"/>
+                      <a:ext cx="1455890" cy="7165261"/>
                     </a:xfrm>
                     <a:prstGeom prst="rect">
                       <a:avLst/>
                     </a:prstGeom>
+                    <a:noFill/>
+                    <a:ln>
+                      <a:noFill/>
+                    </a:ln>
                   </pic:spPr>
                 </pic:pic>
               </a:graphicData>
@@ -3831,10 +4155,10 @@
         </w:rPr>
         <w:lastRenderedPageBreak/>
         <w:drawing>
-          <wp:inline distT="0" distB="0" distL="0" distR="0" wp14:anchorId="3DC08AC1" wp14:editId="437C7AE4">
-            <wp:extent cx="2000250" cy="7639050"/>
+          <wp:inline distT="0" distB="0" distL="0" distR="0" wp14:anchorId="026CDB1D" wp14:editId="19BAFF3D">
+            <wp:extent cx="2407920" cy="8441559"/>
             <wp:effectExtent l="0" t="0" r="0" b="0"/>
-            <wp:docPr id="408160522" name="Рисунок 4"/>
+            <wp:docPr id="180670253" name="Рисунок 4"/>
             <wp:cNvGraphicFramePr>
               <a:graphicFrameLocks xmlns:a="http://schemas.openxmlformats.org/drawingml/2006/main" noChangeAspect="1"/>
             </wp:cNvGraphicFramePr>
@@ -3842,8 +4166,10 @@
               <a:graphicData uri="http://schemas.openxmlformats.org/drawingml/2006/picture">
                 <pic:pic xmlns:pic="http://schemas.openxmlformats.org/drawingml/2006/picture">
                   <pic:nvPicPr>
-                    <pic:cNvPr id="408160522" name="Рисунок 408160522"/>
-                    <pic:cNvPicPr/>
+                    <pic:cNvPr id="0" name="Picture 5"/>
+                    <pic:cNvPicPr>
+                      <a:picLocks noChangeAspect="1" noChangeArrowheads="1"/>
+                    </pic:cNvPicPr>
                   </pic:nvPicPr>
                   <pic:blipFill>
                     <a:blip r:embed="rId11">
@@ -3853,18 +4179,23 @@
                         </a:ext>
                       </a:extLst>
                     </a:blip>
+                    <a:srcRect/>
                     <a:stretch>
                       <a:fillRect/>
                     </a:stretch>
                   </pic:blipFill>
-                  <pic:spPr>
+                  <pic:spPr bwMode="auto">
                     <a:xfrm>
                       <a:off x="0" y="0"/>
-                      <a:ext cx="2000250" cy="7639050"/>
+                      <a:ext cx="2409294" cy="8446376"/>
                     </a:xfrm>
                     <a:prstGeom prst="rect">
                       <a:avLst/>
                     </a:prstGeom>
+                    <a:noFill/>
+                    <a:ln>
+                      <a:noFill/>
+                    </a:ln>
                   </pic:spPr>
                 </pic:pic>
               </a:graphicData>
@@ -3944,6 +4275,7 @@
           <w:sz w:val="16"/>
           <w:szCs w:val="16"/>
         </w:rPr>
+        <w:lastRenderedPageBreak/>
         <w:br w:type="page"/>
       </w:r>
     </w:p>
@@ -3959,7 +4291,7 @@
           <w:szCs w:val="28"/>
         </w:rPr>
       </w:pPr>
-      <w:bookmarkStart w:id="4" w:name="_Toc230804871"/>
+      <w:bookmarkStart w:id="4" w:name="_Toc231591296"/>
       <w:r>
         <w:rPr>
           <w:rFonts w:ascii="Times New Roman" w:hAnsi="Times New Roman" w:cs="Times New Roman"/>
@@ -4996,7 +5328,7 @@
           <w:szCs w:val="28"/>
         </w:rPr>
       </w:pPr>
-      <w:bookmarkStart w:id="5" w:name="_Toc230804872"/>
+      <w:bookmarkStart w:id="5" w:name="_Toc231591297"/>
       <w:r>
         <w:rPr>
           <w:rFonts w:ascii="Times New Roman" w:hAnsi="Times New Roman" w:cs="Times New Roman"/>
@@ -5408,7 +5740,7 @@
           <w:szCs w:val="28"/>
         </w:rPr>
       </w:pPr>
-      <w:bookmarkStart w:id="6" w:name="_Toc230804873"/>
+      <w:bookmarkStart w:id="6" w:name="_Toc231591298"/>
       <w:r>
         <w:rPr>
           <w:rFonts w:ascii="Times New Roman" w:hAnsi="Times New Roman" w:cs="Times New Roman"/>
@@ -7955,7 +8287,7 @@
           <w:szCs w:val="28"/>
         </w:rPr>
       </w:pPr>
-      <w:bookmarkStart w:id="7" w:name="_Toc230804874"/>
+      <w:bookmarkStart w:id="7" w:name="_Toc231591299"/>
       <w:r>
         <w:rPr>
           <w:rFonts w:ascii="Times New Roman" w:hAnsi="Times New Roman" w:cs="Times New Roman"/>
@@ -8043,7 +8375,7 @@
           <w:szCs w:val="28"/>
         </w:rPr>
       </w:pPr>
-      <w:bookmarkStart w:id="8" w:name="_Toc230804875"/>
+      <w:bookmarkStart w:id="8" w:name="_Toc231591300"/>
       <w:r>
         <w:rPr>
           <w:rFonts w:ascii="Times New Roman" w:hAnsi="Times New Roman" w:cs="Times New Roman"/>
@@ -8172,7 +8504,7 @@
       <w:bookmarkStart w:id="9" w:name="_Toc168654183"/>
       <w:bookmarkStart w:id="10" w:name="_Toc185557739"/>
       <w:bookmarkStart w:id="11" w:name="_Toc230715172"/>
-      <w:bookmarkStart w:id="12" w:name="_Toc230804876"/>
+      <w:bookmarkStart w:id="12" w:name="_Toc231591301"/>
       <w:r>
         <w:rPr>
           <w:rFonts w:ascii="Times New Roman" w:hAnsi="Times New Roman" w:cs="Times New Roman"/>
@@ -9087,7 +9419,7 @@
                 <w:sz w:val="28"/>
                 <w:szCs w:val="28"/>
               </w:rPr>
-              <w:t>Викульев Вадим</w:t>
+              <w:t>Соловьев Эдуард</w:t>
             </w:r>
             <w:r>
               <w:rPr>
@@ -13366,7 +13698,7 @@
           <w:lang w:eastAsia="ru-RU"/>
         </w:rPr>
       </w:pPr>
-      <w:bookmarkStart w:id="13" w:name="_Toc230804877"/>
+      <w:bookmarkStart w:id="13" w:name="_Toc231591302"/>
       <w:r>
         <w:rPr>
           <w:rFonts w:ascii="Times New Roman" w:hAnsi="Times New Roman" w:cs="Times New Roman"/>
@@ -14875,7 +15207,7 @@
           <w:lang w:eastAsia="ru-RU"/>
         </w:rPr>
       </w:pPr>
-      <w:bookmarkStart w:id="14" w:name="_Toc230804878"/>
+      <w:bookmarkStart w:id="14" w:name="_Toc231591303"/>
       <w:r>
         <w:rPr>
           <w:rFonts w:ascii="Times New Roman" w:hAnsi="Times New Roman" w:cs="Times New Roman"/>
@@ -14910,13 +15242,2464 @@
     <w:p>
       <w:pPr>
         <w:pStyle w:val="a3"/>
+        <w:keepNext/>
         <w:ind w:firstLine="0"/>
         <w:jc w:val="center"/>
       </w:pPr>
+      <w:r>
+        <w:rPr>
+          <w:noProof/>
+        </w:rPr>
+        <w:drawing>
+          <wp:inline distT="0" distB="0" distL="0" distR="0" wp14:anchorId="0E684FFE" wp14:editId="6C70D93E">
+            <wp:extent cx="6105525" cy="1304925"/>
+            <wp:effectExtent l="19050" t="19050" r="28575" b="28575"/>
+            <wp:docPr id="1007412348" name="Рисунок 1"/>
+            <wp:cNvGraphicFramePr>
+              <a:graphicFrameLocks xmlns:a="http://schemas.openxmlformats.org/drawingml/2006/main" noChangeAspect="1"/>
+            </wp:cNvGraphicFramePr>
+            <a:graphic xmlns:a="http://schemas.openxmlformats.org/drawingml/2006/main">
+              <a:graphicData uri="http://schemas.openxmlformats.org/drawingml/2006/picture">
+                <pic:pic xmlns:pic="http://schemas.openxmlformats.org/drawingml/2006/picture">
+                  <pic:nvPicPr>
+                    <pic:cNvPr id="0" name="Picture 1"/>
+                    <pic:cNvPicPr>
+                      <a:picLocks noChangeAspect="1" noChangeArrowheads="1"/>
+                    </pic:cNvPicPr>
+                  </pic:nvPicPr>
+                  <pic:blipFill rotWithShape="1">
+                    <a:blip r:embed="rId27" cstate="print">
+                      <a:extLst>
+                        <a:ext uri="{28A0092B-C50C-407E-A947-70E740481C1C}">
+                          <a14:useLocalDpi xmlns:a14="http://schemas.microsoft.com/office/drawing/2010/main" val="0"/>
+                        </a:ext>
+                      </a:extLst>
+                    </a:blip>
+                    <a:srcRect b="84895"/>
+                    <a:stretch>
+                      <a:fillRect/>
+                    </a:stretch>
+                  </pic:blipFill>
+                  <pic:spPr bwMode="auto">
+                    <a:xfrm>
+                      <a:off x="0" y="0"/>
+                      <a:ext cx="6105525" cy="1304925"/>
+                    </a:xfrm>
+                    <a:prstGeom prst="rect">
+                      <a:avLst/>
+                    </a:prstGeom>
+                    <a:noFill/>
+                    <a:ln>
+                      <a:solidFill>
+                        <a:schemeClr val="tx1"/>
+                      </a:solidFill>
+                    </a:ln>
+                    <a:extLst>
+                      <a:ext uri="{53640926-AAD7-44D8-BBD7-CCE9431645EC}">
+                        <a14:shadowObscured xmlns:a14="http://schemas.microsoft.com/office/drawing/2010/main"/>
+                      </a:ext>
+                    </a:extLst>
+                  </pic:spPr>
+                </pic:pic>
+              </a:graphicData>
+            </a:graphic>
+          </wp:inline>
+        </w:drawing>
+      </w:r>
+    </w:p>
+    <w:p>
+      <w:pPr>
+        <w:pStyle w:val="a3"/>
+        <w:ind w:firstLine="0"/>
+        <w:jc w:val="center"/>
+        <w:rPr>
+          <w:lang w:val="en-US"/>
+        </w:rPr>
+      </w:pPr>
+      <w:r>
+        <w:t>Рис</w:t>
+      </w:r>
+      <w:r>
+        <w:rPr>
+          <w:lang w:val="en-US"/>
+        </w:rPr>
+        <w:t>.</w:t>
+      </w:r>
+      <w:r>
+        <w:rPr>
+          <w:lang w:val="en-US"/>
+        </w:rPr>
+        <w:t xml:space="preserve"> </w:t>
+      </w:r>
+      <w:r>
+        <w:t>П</w:t>
+      </w:r>
+      <w:r>
+        <w:rPr>
+          <w:lang w:val="en-US"/>
+        </w:rPr>
+        <w:t xml:space="preserve">3.1. </w:t>
+      </w:r>
+      <w:r>
+        <w:t>Файл</w:t>
+      </w:r>
+      <w:r>
+        <w:rPr>
+          <w:lang w:val="en-US"/>
+        </w:rPr>
+        <w:t xml:space="preserve"> </w:t>
+      </w:r>
+      <w:r>
+        <w:rPr>
+          <w:lang w:val="en-US"/>
+        </w:rPr>
+        <w:t>IprojectService.cs</w:t>
+      </w:r>
+    </w:p>
+    <w:p>
+      <w:pPr>
+        <w:pStyle w:val="a3"/>
+        <w:keepNext/>
+        <w:ind w:firstLine="0"/>
+        <w:jc w:val="center"/>
+      </w:pPr>
+      <w:r>
+        <w:rPr>
+          <w:noProof/>
+        </w:rPr>
+        <w:drawing>
+          <wp:inline distT="0" distB="0" distL="0" distR="0" wp14:anchorId="2BCDBFE1" wp14:editId="7C36F3A4">
+            <wp:extent cx="6105525" cy="1409700"/>
+            <wp:effectExtent l="19050" t="19050" r="28575" b="19050"/>
+            <wp:docPr id="716851186" name="Рисунок 3"/>
+            <wp:cNvGraphicFramePr>
+              <a:graphicFrameLocks xmlns:a="http://schemas.openxmlformats.org/drawingml/2006/main" noChangeAspect="1"/>
+            </wp:cNvGraphicFramePr>
+            <a:graphic xmlns:a="http://schemas.openxmlformats.org/drawingml/2006/main">
+              <a:graphicData uri="http://schemas.openxmlformats.org/drawingml/2006/picture">
+                <pic:pic xmlns:pic="http://schemas.openxmlformats.org/drawingml/2006/picture">
+                  <pic:nvPicPr>
+                    <pic:cNvPr id="0" name="Picture 3"/>
+                    <pic:cNvPicPr>
+                      <a:picLocks noChangeAspect="1" noChangeArrowheads="1"/>
+                    </pic:cNvPicPr>
+                  </pic:nvPicPr>
+                  <pic:blipFill rotWithShape="1">
+                    <a:blip r:embed="rId28" cstate="print">
+                      <a:extLst>
+                        <a:ext uri="{28A0092B-C50C-407E-A947-70E740481C1C}">
+                          <a14:useLocalDpi xmlns:a14="http://schemas.microsoft.com/office/drawing/2010/main" val="0"/>
+                        </a:ext>
+                      </a:extLst>
+                    </a:blip>
+                    <a:srcRect b="83682"/>
+                    <a:stretch>
+                      <a:fillRect/>
+                    </a:stretch>
+                  </pic:blipFill>
+                  <pic:spPr bwMode="auto">
+                    <a:xfrm>
+                      <a:off x="0" y="0"/>
+                      <a:ext cx="6105525" cy="1409700"/>
+                    </a:xfrm>
+                    <a:prstGeom prst="rect">
+                      <a:avLst/>
+                    </a:prstGeom>
+                    <a:noFill/>
+                    <a:ln>
+                      <a:solidFill>
+                        <a:schemeClr val="tx1"/>
+                      </a:solidFill>
+                    </a:ln>
+                    <a:extLst>
+                      <a:ext uri="{53640926-AAD7-44D8-BBD7-CCE9431645EC}">
+                        <a14:shadowObscured xmlns:a14="http://schemas.microsoft.com/office/drawing/2010/main"/>
+                      </a:ext>
+                    </a:extLst>
+                  </pic:spPr>
+                </pic:pic>
+              </a:graphicData>
+            </a:graphic>
+          </wp:inline>
+        </w:drawing>
+      </w:r>
+    </w:p>
+    <w:p>
+      <w:pPr>
+        <w:pStyle w:val="a3"/>
+        <w:ind w:firstLine="0"/>
+        <w:jc w:val="center"/>
+        <w:rPr>
+          <w:lang w:val="en-US"/>
+        </w:rPr>
+      </w:pPr>
+      <w:r>
+        <w:t>Рис</w:t>
+      </w:r>
+      <w:r>
+        <w:rPr>
+          <w:lang w:val="en-US"/>
+        </w:rPr>
+        <w:t xml:space="preserve">. </w:t>
+      </w:r>
+      <w:r>
+        <w:t>П</w:t>
+      </w:r>
+      <w:r>
+        <w:rPr>
+          <w:lang w:val="en-US"/>
+        </w:rPr>
+        <w:t>3.</w:t>
+      </w:r>
+      <w:r>
+        <w:rPr>
+          <w:lang w:val="en-US"/>
+        </w:rPr>
+        <w:t>2</w:t>
+      </w:r>
+      <w:r>
+        <w:rPr>
+          <w:lang w:val="en-US"/>
+        </w:rPr>
+        <w:t xml:space="preserve">. </w:t>
+      </w:r>
+      <w:r>
+        <w:t>Файл</w:t>
+      </w:r>
+      <w:r>
+        <w:rPr>
+          <w:lang w:val="en-US"/>
+        </w:rPr>
+        <w:t xml:space="preserve"> </w:t>
+      </w:r>
+      <w:r>
+        <w:rPr>
+          <w:lang w:val="en-US"/>
+        </w:rPr>
+        <w:t>ExportPngRequestedEvent.cs</w:t>
+      </w:r>
+    </w:p>
+    <w:p>
+      <w:pPr>
+        <w:pStyle w:val="a3"/>
+        <w:ind w:firstLine="0"/>
+        <w:jc w:val="center"/>
+        <w:rPr>
+          <w:lang w:val="en-US"/>
+        </w:rPr>
+      </w:pPr>
+    </w:p>
+    <w:p>
+      <w:pPr>
+        <w:pStyle w:val="a3"/>
+        <w:keepNext/>
+        <w:ind w:firstLine="0"/>
+        <w:jc w:val="center"/>
+        <w:rPr>
+          <w:lang w:val="en-US"/>
+        </w:rPr>
+      </w:pPr>
+      <w:r>
+        <w:rPr>
+          <w:noProof/>
+        </w:rPr>
+        <w:drawing>
+          <wp:inline distT="0" distB="0" distL="0" distR="0" wp14:anchorId="3B29EFF9" wp14:editId="703AA778">
+            <wp:extent cx="6105525" cy="1181100"/>
+            <wp:effectExtent l="19050" t="19050" r="28575" b="19050"/>
+            <wp:docPr id="1653596880" name="Рисунок 4"/>
+            <wp:cNvGraphicFramePr>
+              <a:graphicFrameLocks xmlns:a="http://schemas.openxmlformats.org/drawingml/2006/main" noChangeAspect="1"/>
+            </wp:cNvGraphicFramePr>
+            <a:graphic xmlns:a="http://schemas.openxmlformats.org/drawingml/2006/main">
+              <a:graphicData uri="http://schemas.openxmlformats.org/drawingml/2006/picture">
+                <pic:pic xmlns:pic="http://schemas.openxmlformats.org/drawingml/2006/picture">
+                  <pic:nvPicPr>
+                    <pic:cNvPr id="0" name="Picture 4"/>
+                    <pic:cNvPicPr>
+                      <a:picLocks noChangeAspect="1" noChangeArrowheads="1"/>
+                    </pic:cNvPicPr>
+                  </pic:nvPicPr>
+                  <pic:blipFill rotWithShape="1">
+                    <a:blip r:embed="rId29" cstate="print">
+                      <a:extLst>
+                        <a:ext uri="{28A0092B-C50C-407E-A947-70E740481C1C}">
+                          <a14:useLocalDpi xmlns:a14="http://schemas.microsoft.com/office/drawing/2010/main" val="0"/>
+                        </a:ext>
+                      </a:extLst>
+                    </a:blip>
+                    <a:srcRect b="86328"/>
+                    <a:stretch>
+                      <a:fillRect/>
+                    </a:stretch>
+                  </pic:blipFill>
+                  <pic:spPr bwMode="auto">
+                    <a:xfrm>
+                      <a:off x="0" y="0"/>
+                      <a:ext cx="6105525" cy="1181100"/>
+                    </a:xfrm>
+                    <a:prstGeom prst="rect">
+                      <a:avLst/>
+                    </a:prstGeom>
+                    <a:noFill/>
+                    <a:ln>
+                      <a:solidFill>
+                        <a:schemeClr val="tx1"/>
+                      </a:solidFill>
+                    </a:ln>
+                    <a:extLst>
+                      <a:ext uri="{53640926-AAD7-44D8-BBD7-CCE9431645EC}">
+                        <a14:shadowObscured xmlns:a14="http://schemas.microsoft.com/office/drawing/2010/main"/>
+                      </a:ext>
+                    </a:extLst>
+                  </pic:spPr>
+                </pic:pic>
+              </a:graphicData>
+            </a:graphic>
+          </wp:inline>
+        </w:drawing>
+      </w:r>
+    </w:p>
+    <w:p>
+      <w:pPr>
+        <w:pStyle w:val="a3"/>
+        <w:ind w:firstLine="0"/>
+        <w:jc w:val="center"/>
+        <w:rPr>
+          <w:lang w:val="en-US"/>
+        </w:rPr>
+      </w:pPr>
+      <w:r>
+        <w:t>Рис</w:t>
+      </w:r>
+      <w:r>
+        <w:rPr>
+          <w:lang w:val="en-US"/>
+        </w:rPr>
+        <w:t xml:space="preserve">. </w:t>
+      </w:r>
+      <w:r>
+        <w:t>П</w:t>
+      </w:r>
+      <w:r>
+        <w:rPr>
+          <w:lang w:val="en-US"/>
+        </w:rPr>
+        <w:t>3.</w:t>
+      </w:r>
+      <w:r>
+        <w:rPr>
+          <w:lang w:val="en-US"/>
+        </w:rPr>
+        <w:t>3</w:t>
+      </w:r>
+      <w:r>
+        <w:rPr>
+          <w:lang w:val="en-US"/>
+        </w:rPr>
+        <w:t xml:space="preserve">. </w:t>
+      </w:r>
+      <w:r>
+        <w:t>Файл</w:t>
+      </w:r>
+      <w:r>
+        <w:rPr>
+          <w:lang w:val="en-US"/>
+        </w:rPr>
+        <w:t xml:space="preserve"> </w:t>
+      </w:r>
+      <w:r>
+        <w:rPr>
+          <w:lang w:val="en-US"/>
+        </w:rPr>
+        <w:t>OpenProjectRequestedEvent.cs</w:t>
+      </w:r>
+    </w:p>
+    <w:p>
+      <w:pPr>
+        <w:pStyle w:val="a3"/>
+        <w:ind w:firstLine="0"/>
+        <w:jc w:val="center"/>
+        <w:rPr>
+          <w:lang w:val="en-US"/>
+        </w:rPr>
+      </w:pPr>
+    </w:p>
+    <w:p>
+      <w:pPr>
+        <w:pStyle w:val="a3"/>
+        <w:ind w:firstLine="0"/>
+        <w:jc w:val="center"/>
+        <w:rPr>
+          <w:lang w:val="en-US"/>
+        </w:rPr>
+      </w:pPr>
+      <w:r>
+        <w:rPr>
+          <w:noProof/>
+        </w:rPr>
+        <w:drawing>
+          <wp:inline distT="0" distB="0" distL="0" distR="0" wp14:anchorId="3471CE1B" wp14:editId="100CF435">
+            <wp:extent cx="6105525" cy="1504950"/>
+            <wp:effectExtent l="19050" t="19050" r="28575" b="19050"/>
+            <wp:docPr id="564957902" name="Рисунок 5"/>
+            <wp:cNvGraphicFramePr>
+              <a:graphicFrameLocks xmlns:a="http://schemas.openxmlformats.org/drawingml/2006/main" noChangeAspect="1"/>
+            </wp:cNvGraphicFramePr>
+            <a:graphic xmlns:a="http://schemas.openxmlformats.org/drawingml/2006/main">
+              <a:graphicData uri="http://schemas.openxmlformats.org/drawingml/2006/picture">
+                <pic:pic xmlns:pic="http://schemas.openxmlformats.org/drawingml/2006/picture">
+                  <pic:nvPicPr>
+                    <pic:cNvPr id="0" name="Picture 5"/>
+                    <pic:cNvPicPr>
+                      <a:picLocks noChangeAspect="1" noChangeArrowheads="1"/>
+                    </pic:cNvPicPr>
+                  </pic:nvPicPr>
+                  <pic:blipFill rotWithShape="1">
+                    <a:blip r:embed="rId30" cstate="print">
+                      <a:extLst>
+                        <a:ext uri="{28A0092B-C50C-407E-A947-70E740481C1C}">
+                          <a14:useLocalDpi xmlns:a14="http://schemas.microsoft.com/office/drawing/2010/main" val="0"/>
+                        </a:ext>
+                      </a:extLst>
+                    </a:blip>
+                    <a:srcRect b="82580"/>
+                    <a:stretch>
+                      <a:fillRect/>
+                    </a:stretch>
+                  </pic:blipFill>
+                  <pic:spPr bwMode="auto">
+                    <a:xfrm>
+                      <a:off x="0" y="0"/>
+                      <a:ext cx="6105525" cy="1504950"/>
+                    </a:xfrm>
+                    <a:prstGeom prst="rect">
+                      <a:avLst/>
+                    </a:prstGeom>
+                    <a:noFill/>
+                    <a:ln>
+                      <a:solidFill>
+                        <a:schemeClr val="tx1"/>
+                      </a:solidFill>
+                    </a:ln>
+                    <a:extLst>
+                      <a:ext uri="{53640926-AAD7-44D8-BBD7-CCE9431645EC}">
+                        <a14:shadowObscured xmlns:a14="http://schemas.microsoft.com/office/drawing/2010/main"/>
+                      </a:ext>
+                    </a:extLst>
+                  </pic:spPr>
+                </pic:pic>
+              </a:graphicData>
+            </a:graphic>
+          </wp:inline>
+        </w:drawing>
+      </w:r>
+    </w:p>
+    <w:p>
+      <w:pPr>
+        <w:pStyle w:val="a3"/>
+        <w:ind w:firstLine="0"/>
+        <w:jc w:val="center"/>
+        <w:rPr>
+          <w:lang w:val="en-US"/>
+        </w:rPr>
+      </w:pPr>
+      <w:r>
+        <w:t>Рис</w:t>
+      </w:r>
+      <w:r>
+        <w:rPr>
+          <w:lang w:val="en-US"/>
+        </w:rPr>
+        <w:t xml:space="preserve">. </w:t>
+      </w:r>
+      <w:r>
+        <w:t>П</w:t>
+      </w:r>
+      <w:r>
+        <w:rPr>
+          <w:lang w:val="en-US"/>
+        </w:rPr>
+        <w:t>3.</w:t>
+      </w:r>
+      <w:r>
+        <w:rPr>
+          <w:lang w:val="en-US"/>
+        </w:rPr>
+        <w:t>4</w:t>
+      </w:r>
+      <w:r>
+        <w:rPr>
+          <w:lang w:val="en-US"/>
+        </w:rPr>
+        <w:t xml:space="preserve">. </w:t>
+      </w:r>
+      <w:r>
+        <w:t>Файл</w:t>
+      </w:r>
+      <w:r>
+        <w:rPr>
+          <w:lang w:val="en-US"/>
+        </w:rPr>
+        <w:t xml:space="preserve"> </w:t>
+      </w:r>
+      <w:r>
+        <w:rPr>
+          <w:lang w:val="en-US"/>
+        </w:rPr>
+        <w:t>SaveProjectRequestEvent.cs</w:t>
+      </w:r>
+    </w:p>
+    <w:p>
+      <w:pPr>
+        <w:pStyle w:val="a3"/>
+        <w:keepNext/>
+        <w:ind w:firstLine="0"/>
+        <w:jc w:val="center"/>
+      </w:pPr>
+      <w:r>
+        <w:rPr>
+          <w:noProof/>
+        </w:rPr>
+        <w:lastRenderedPageBreak/>
+        <w:drawing>
+          <wp:inline distT="0" distB="0" distL="0" distR="0" wp14:anchorId="01B7C279" wp14:editId="197ADD72">
+            <wp:extent cx="6105525" cy="1247775"/>
+            <wp:effectExtent l="19050" t="19050" r="28575" b="28575"/>
+            <wp:docPr id="670447454" name="Рисунок 6"/>
+            <wp:cNvGraphicFramePr>
+              <a:graphicFrameLocks xmlns:a="http://schemas.openxmlformats.org/drawingml/2006/main" noChangeAspect="1"/>
+            </wp:cNvGraphicFramePr>
+            <a:graphic xmlns:a="http://schemas.openxmlformats.org/drawingml/2006/main">
+              <a:graphicData uri="http://schemas.openxmlformats.org/drawingml/2006/picture">
+                <pic:pic xmlns:pic="http://schemas.openxmlformats.org/drawingml/2006/picture">
+                  <pic:nvPicPr>
+                    <pic:cNvPr id="0" name="Picture 6"/>
+                    <pic:cNvPicPr>
+                      <a:picLocks noChangeAspect="1" noChangeArrowheads="1"/>
+                    </pic:cNvPicPr>
+                  </pic:nvPicPr>
+                  <pic:blipFill rotWithShape="1">
+                    <a:blip r:embed="rId31" cstate="print">
+                      <a:extLst>
+                        <a:ext uri="{28A0092B-C50C-407E-A947-70E740481C1C}">
+                          <a14:useLocalDpi xmlns:a14="http://schemas.microsoft.com/office/drawing/2010/main" val="0"/>
+                        </a:ext>
+                      </a:extLst>
+                    </a:blip>
+                    <a:srcRect b="85557"/>
+                    <a:stretch>
+                      <a:fillRect/>
+                    </a:stretch>
+                  </pic:blipFill>
+                  <pic:spPr bwMode="auto">
+                    <a:xfrm>
+                      <a:off x="0" y="0"/>
+                      <a:ext cx="6105525" cy="1247775"/>
+                    </a:xfrm>
+                    <a:prstGeom prst="rect">
+                      <a:avLst/>
+                    </a:prstGeom>
+                    <a:noFill/>
+                    <a:ln>
+                      <a:solidFill>
+                        <a:schemeClr val="tx1"/>
+                      </a:solidFill>
+                    </a:ln>
+                    <a:extLst>
+                      <a:ext uri="{53640926-AAD7-44D8-BBD7-CCE9431645EC}">
+                        <a14:shadowObscured xmlns:a14="http://schemas.microsoft.com/office/drawing/2010/main"/>
+                      </a:ext>
+                    </a:extLst>
+                  </pic:spPr>
+                </pic:pic>
+              </a:graphicData>
+            </a:graphic>
+          </wp:inline>
+        </w:drawing>
+      </w:r>
+    </w:p>
+    <w:p>
+      <w:pPr>
+        <w:pStyle w:val="a3"/>
+        <w:ind w:firstLine="0"/>
+        <w:jc w:val="center"/>
+        <w:rPr>
+          <w:lang w:val="en-US"/>
+        </w:rPr>
+      </w:pPr>
+      <w:r>
+        <w:t>Рис</w:t>
+      </w:r>
+      <w:r>
+        <w:rPr>
+          <w:lang w:val="en-US"/>
+        </w:rPr>
+        <w:t xml:space="preserve">. </w:t>
+      </w:r>
+      <w:r>
+        <w:t>П</w:t>
+      </w:r>
+      <w:r>
+        <w:rPr>
+          <w:lang w:val="en-US"/>
+        </w:rPr>
+        <w:t>3.</w:t>
+      </w:r>
+      <w:r>
+        <w:rPr>
+          <w:lang w:val="en-US"/>
+        </w:rPr>
+        <w:t>5</w:t>
+      </w:r>
+      <w:r>
+        <w:rPr>
+          <w:lang w:val="en-US"/>
+        </w:rPr>
+        <w:t xml:space="preserve">. </w:t>
+      </w:r>
+      <w:r>
+        <w:t>Файл</w:t>
+      </w:r>
+      <w:r>
+        <w:rPr>
+          <w:lang w:val="en-US"/>
+        </w:rPr>
+        <w:t xml:space="preserve"> </w:t>
+      </w:r>
+      <w:r>
+        <w:rPr>
+          <w:lang w:val="en-US"/>
+        </w:rPr>
+        <w:t>ShowHelpRequestedEvent.cs</w:t>
+      </w:r>
+    </w:p>
+    <w:p>
+      <w:pPr>
+        <w:pStyle w:val="a3"/>
+        <w:keepNext/>
+        <w:ind w:firstLine="0"/>
+        <w:jc w:val="center"/>
+      </w:pPr>
+      <w:r>
+        <w:rPr>
+          <w:noProof/>
+        </w:rPr>
+        <w:drawing>
+          <wp:inline distT="0" distB="0" distL="0" distR="0" wp14:anchorId="4F8F4F0A" wp14:editId="3744ABA2">
+            <wp:extent cx="6105525" cy="2905125"/>
+            <wp:effectExtent l="19050" t="19050" r="28575" b="28575"/>
+            <wp:docPr id="1444130115" name="Рисунок 7"/>
+            <wp:cNvGraphicFramePr>
+              <a:graphicFrameLocks xmlns:a="http://schemas.openxmlformats.org/drawingml/2006/main" noChangeAspect="1"/>
+            </wp:cNvGraphicFramePr>
+            <a:graphic xmlns:a="http://schemas.openxmlformats.org/drawingml/2006/main">
+              <a:graphicData uri="http://schemas.openxmlformats.org/drawingml/2006/picture">
+                <pic:pic xmlns:pic="http://schemas.openxmlformats.org/drawingml/2006/picture">
+                  <pic:nvPicPr>
+                    <pic:cNvPr id="0" name="Picture 7"/>
+                    <pic:cNvPicPr>
+                      <a:picLocks noChangeAspect="1" noChangeArrowheads="1"/>
+                    </pic:cNvPicPr>
+                  </pic:nvPicPr>
+                  <pic:blipFill rotWithShape="1">
+                    <a:blip r:embed="rId32" cstate="print">
+                      <a:extLst>
+                        <a:ext uri="{28A0092B-C50C-407E-A947-70E740481C1C}">
+                          <a14:useLocalDpi xmlns:a14="http://schemas.microsoft.com/office/drawing/2010/main" val="0"/>
+                        </a:ext>
+                      </a:extLst>
+                    </a:blip>
+                    <a:srcRect b="66372"/>
+                    <a:stretch>
+                      <a:fillRect/>
+                    </a:stretch>
+                  </pic:blipFill>
+                  <pic:spPr bwMode="auto">
+                    <a:xfrm>
+                      <a:off x="0" y="0"/>
+                      <a:ext cx="6105525" cy="2905125"/>
+                    </a:xfrm>
+                    <a:prstGeom prst="rect">
+                      <a:avLst/>
+                    </a:prstGeom>
+                    <a:noFill/>
+                    <a:ln>
+                      <a:solidFill>
+                        <a:schemeClr val="tx1"/>
+                      </a:solidFill>
+                    </a:ln>
+                    <a:extLst>
+                      <a:ext uri="{53640926-AAD7-44D8-BBD7-CCE9431645EC}">
+                        <a14:shadowObscured xmlns:a14="http://schemas.microsoft.com/office/drawing/2010/main"/>
+                      </a:ext>
+                    </a:extLst>
+                  </pic:spPr>
+                </pic:pic>
+              </a:graphicData>
+            </a:graphic>
+          </wp:inline>
+        </w:drawing>
+      </w:r>
+    </w:p>
+    <w:p>
+      <w:pPr>
+        <w:pStyle w:val="a3"/>
+        <w:ind w:firstLine="0"/>
+        <w:jc w:val="center"/>
+      </w:pPr>
+      <w:r>
+        <w:t>Рис</w:t>
+      </w:r>
+      <w:r>
+        <w:t xml:space="preserve">. </w:t>
+      </w:r>
+      <w:r>
+        <w:t>П</w:t>
+      </w:r>
+      <w:r>
+        <w:t xml:space="preserve">3.6. </w:t>
+      </w:r>
+      <w:r>
+        <w:t>Файл</w:t>
+      </w:r>
+      <w:r>
+        <w:t xml:space="preserve"> </w:t>
+      </w:r>
+      <w:r>
+        <w:rPr>
+          <w:lang w:val="en-US"/>
+        </w:rPr>
+        <w:t>HelpModule</w:t>
+      </w:r>
+      <w:r>
+        <w:t>.</w:t>
+      </w:r>
+      <w:r>
+        <w:rPr>
+          <w:lang w:val="en-US"/>
+        </w:rPr>
+        <w:t>cs</w:t>
+      </w:r>
+    </w:p>
+    <w:p>
+      <w:pPr>
+        <w:pStyle w:val="a3"/>
+        <w:keepNext/>
+        <w:ind w:firstLine="0"/>
+        <w:jc w:val="center"/>
+      </w:pPr>
+      <w:r>
+        <w:rPr>
+          <w:noProof/>
+        </w:rPr>
+        <w:lastRenderedPageBreak/>
+        <w:drawing>
+          <wp:inline distT="0" distB="0" distL="0" distR="0" wp14:anchorId="37BA7732" wp14:editId="266D9C66">
+            <wp:extent cx="6105525" cy="6724650"/>
+            <wp:effectExtent l="19050" t="19050" r="28575" b="19050"/>
+            <wp:docPr id="1299068642" name="Рисунок 9"/>
+            <wp:cNvGraphicFramePr>
+              <a:graphicFrameLocks xmlns:a="http://schemas.openxmlformats.org/drawingml/2006/main" noChangeAspect="1"/>
+            </wp:cNvGraphicFramePr>
+            <a:graphic xmlns:a="http://schemas.openxmlformats.org/drawingml/2006/main">
+              <a:graphicData uri="http://schemas.openxmlformats.org/drawingml/2006/picture">
+                <pic:pic xmlns:pic="http://schemas.openxmlformats.org/drawingml/2006/picture">
+                  <pic:nvPicPr>
+                    <pic:cNvPr id="0" name="Picture 9"/>
+                    <pic:cNvPicPr>
+                      <a:picLocks noChangeAspect="1" noChangeArrowheads="1"/>
+                    </pic:cNvPicPr>
+                  </pic:nvPicPr>
+                  <pic:blipFill rotWithShape="1">
+                    <a:blip r:embed="rId33" cstate="print">
+                      <a:extLst>
+                        <a:ext uri="{28A0092B-C50C-407E-A947-70E740481C1C}">
+                          <a14:useLocalDpi xmlns:a14="http://schemas.microsoft.com/office/drawing/2010/main" val="0"/>
+                        </a:ext>
+                      </a:extLst>
+                    </a:blip>
+                    <a:srcRect b="22161"/>
+                    <a:stretch>
+                      <a:fillRect/>
+                    </a:stretch>
+                  </pic:blipFill>
+                  <pic:spPr bwMode="auto">
+                    <a:xfrm>
+                      <a:off x="0" y="0"/>
+                      <a:ext cx="6105525" cy="6724650"/>
+                    </a:xfrm>
+                    <a:prstGeom prst="rect">
+                      <a:avLst/>
+                    </a:prstGeom>
+                    <a:noFill/>
+                    <a:ln>
+                      <a:solidFill>
+                        <a:schemeClr val="tx1"/>
+                      </a:solidFill>
+                    </a:ln>
+                    <a:extLst>
+                      <a:ext uri="{53640926-AAD7-44D8-BBD7-CCE9431645EC}">
+                        <a14:shadowObscured xmlns:a14="http://schemas.microsoft.com/office/drawing/2010/main"/>
+                      </a:ext>
+                    </a:extLst>
+                  </pic:spPr>
+                </pic:pic>
+              </a:graphicData>
+            </a:graphic>
+          </wp:inline>
+        </w:drawing>
+      </w:r>
+    </w:p>
+    <w:p>
+      <w:pPr>
+        <w:pStyle w:val="a3"/>
+        <w:ind w:firstLine="0"/>
+        <w:jc w:val="center"/>
+        <w:rPr>
+          <w:lang w:val="en-US"/>
+        </w:rPr>
+      </w:pPr>
+      <w:r>
+        <w:t>Рис</w:t>
+      </w:r>
+      <w:r>
+        <w:rPr>
+          <w:lang w:val="en-US"/>
+        </w:rPr>
+        <w:t xml:space="preserve">. </w:t>
+      </w:r>
+      <w:r>
+        <w:t>П</w:t>
+      </w:r>
+      <w:r>
+        <w:rPr>
+          <w:lang w:val="en-US"/>
+        </w:rPr>
+        <w:t>3.</w:t>
+      </w:r>
+      <w:r>
+        <w:rPr>
+          <w:lang w:val="en-US"/>
+        </w:rPr>
+        <w:t>7</w:t>
+      </w:r>
+      <w:r>
+        <w:rPr>
+          <w:lang w:val="en-US"/>
+        </w:rPr>
+        <w:t xml:space="preserve">. </w:t>
+      </w:r>
+      <w:r>
+        <w:t>Файл</w:t>
+      </w:r>
+      <w:r>
+        <w:rPr>
+          <w:lang w:val="en-US"/>
+        </w:rPr>
+        <w:t xml:space="preserve"> </w:t>
+      </w:r>
+      <w:r>
+        <w:rPr>
+          <w:lang w:val="en-US"/>
+        </w:rPr>
+        <w:t>PngExportModule.cs</w:t>
+      </w:r>
+    </w:p>
+    <w:p>
+      <w:pPr>
+        <w:pStyle w:val="a3"/>
+        <w:keepNext/>
+        <w:ind w:firstLine="0"/>
+        <w:jc w:val="center"/>
+      </w:pPr>
+      <w:r>
+        <w:rPr>
+          <w:noProof/>
+        </w:rPr>
+        <w:lastRenderedPageBreak/>
+        <w:drawing>
+          <wp:inline distT="0" distB="0" distL="0" distR="0" wp14:anchorId="75C2EBA5" wp14:editId="18E94FD4">
+            <wp:extent cx="6105525" cy="3790950"/>
+            <wp:effectExtent l="19050" t="19050" r="28575" b="19050"/>
+            <wp:docPr id="1855622768" name="Рисунок 10"/>
+            <wp:cNvGraphicFramePr>
+              <a:graphicFrameLocks xmlns:a="http://schemas.openxmlformats.org/drawingml/2006/main" noChangeAspect="1"/>
+            </wp:cNvGraphicFramePr>
+            <a:graphic xmlns:a="http://schemas.openxmlformats.org/drawingml/2006/main">
+              <a:graphicData uri="http://schemas.openxmlformats.org/drawingml/2006/picture">
+                <pic:pic xmlns:pic="http://schemas.openxmlformats.org/drawingml/2006/picture">
+                  <pic:nvPicPr>
+                    <pic:cNvPr id="0" name="Picture 10"/>
+                    <pic:cNvPicPr>
+                      <a:picLocks noChangeAspect="1" noChangeArrowheads="1"/>
+                    </pic:cNvPicPr>
+                  </pic:nvPicPr>
+                  <pic:blipFill rotWithShape="1">
+                    <a:blip r:embed="rId34" cstate="print">
+                      <a:extLst>
+                        <a:ext uri="{28A0092B-C50C-407E-A947-70E740481C1C}">
+                          <a14:useLocalDpi xmlns:a14="http://schemas.microsoft.com/office/drawing/2010/main" val="0"/>
+                        </a:ext>
+                      </a:extLst>
+                    </a:blip>
+                    <a:srcRect b="56119"/>
+                    <a:stretch>
+                      <a:fillRect/>
+                    </a:stretch>
+                  </pic:blipFill>
+                  <pic:spPr bwMode="auto">
+                    <a:xfrm>
+                      <a:off x="0" y="0"/>
+                      <a:ext cx="6105525" cy="3790950"/>
+                    </a:xfrm>
+                    <a:prstGeom prst="rect">
+                      <a:avLst/>
+                    </a:prstGeom>
+                    <a:noFill/>
+                    <a:ln>
+                      <a:solidFill>
+                        <a:schemeClr val="tx1"/>
+                      </a:solidFill>
+                    </a:ln>
+                    <a:extLst>
+                      <a:ext uri="{53640926-AAD7-44D8-BBD7-CCE9431645EC}">
+                        <a14:shadowObscured xmlns:a14="http://schemas.microsoft.com/office/drawing/2010/main"/>
+                      </a:ext>
+                    </a:extLst>
+                  </pic:spPr>
+                </pic:pic>
+              </a:graphicData>
+            </a:graphic>
+          </wp:inline>
+        </w:drawing>
+      </w:r>
+    </w:p>
+    <w:p>
+      <w:pPr>
+        <w:pStyle w:val="a3"/>
+        <w:ind w:firstLine="0"/>
+        <w:jc w:val="center"/>
+      </w:pPr>
+      <w:r>
+        <w:t>Рис</w:t>
+      </w:r>
+      <w:r>
+        <w:t xml:space="preserve">. </w:t>
+      </w:r>
+      <w:r>
+        <w:t>П</w:t>
+      </w:r>
+      <w:r>
+        <w:t xml:space="preserve">3.8. </w:t>
+      </w:r>
+      <w:r>
+        <w:t>Файл</w:t>
+      </w:r>
+      <w:r>
+        <w:t xml:space="preserve"> </w:t>
+      </w:r>
+      <w:r>
+        <w:rPr>
+          <w:lang w:val="en-US"/>
+        </w:rPr>
+        <w:t>ProjectStorageModule</w:t>
+      </w:r>
+      <w:r>
+        <w:t>.</w:t>
+      </w:r>
+      <w:r>
+        <w:rPr>
+          <w:lang w:val="en-US"/>
+        </w:rPr>
+        <w:t>cs</w:t>
+      </w:r>
+    </w:p>
+    <w:p>
+      <w:pPr>
+        <w:pStyle w:val="a3"/>
+        <w:keepNext/>
+        <w:ind w:firstLine="0"/>
+        <w:jc w:val="center"/>
+      </w:pPr>
+      <w:r>
+        <w:rPr>
+          <w:noProof/>
+        </w:rPr>
+        <w:drawing>
+          <wp:inline distT="0" distB="0" distL="0" distR="0" wp14:anchorId="4065E578" wp14:editId="574B07E5">
+            <wp:extent cx="6105525" cy="1295400"/>
+            <wp:effectExtent l="19050" t="19050" r="28575" b="19050"/>
+            <wp:docPr id="576376116" name="Рисунок 11"/>
+            <wp:cNvGraphicFramePr>
+              <a:graphicFrameLocks xmlns:a="http://schemas.openxmlformats.org/drawingml/2006/main" noChangeAspect="1"/>
+            </wp:cNvGraphicFramePr>
+            <a:graphic xmlns:a="http://schemas.openxmlformats.org/drawingml/2006/main">
+              <a:graphicData uri="http://schemas.openxmlformats.org/drawingml/2006/picture">
+                <pic:pic xmlns:pic="http://schemas.openxmlformats.org/drawingml/2006/picture">
+                  <pic:nvPicPr>
+                    <pic:cNvPr id="0" name="Picture 11"/>
+                    <pic:cNvPicPr>
+                      <a:picLocks noChangeAspect="1" noChangeArrowheads="1"/>
+                    </pic:cNvPicPr>
+                  </pic:nvPicPr>
+                  <pic:blipFill rotWithShape="1">
+                    <a:blip r:embed="rId35" cstate="print">
+                      <a:extLst>
+                        <a:ext uri="{28A0092B-C50C-407E-A947-70E740481C1C}">
+                          <a14:useLocalDpi xmlns:a14="http://schemas.microsoft.com/office/drawing/2010/main" val="0"/>
+                        </a:ext>
+                      </a:extLst>
+                    </a:blip>
+                    <a:srcRect b="85006"/>
+                    <a:stretch>
+                      <a:fillRect/>
+                    </a:stretch>
+                  </pic:blipFill>
+                  <pic:spPr bwMode="auto">
+                    <a:xfrm>
+                      <a:off x="0" y="0"/>
+                      <a:ext cx="6105525" cy="1295400"/>
+                    </a:xfrm>
+                    <a:prstGeom prst="rect">
+                      <a:avLst/>
+                    </a:prstGeom>
+                    <a:noFill/>
+                    <a:ln>
+                      <a:solidFill>
+                        <a:schemeClr val="tx1"/>
+                      </a:solidFill>
+                    </a:ln>
+                    <a:extLst>
+                      <a:ext uri="{53640926-AAD7-44D8-BBD7-CCE9431645EC}">
+                        <a14:shadowObscured xmlns:a14="http://schemas.microsoft.com/office/drawing/2010/main"/>
+                      </a:ext>
+                    </a:extLst>
+                  </pic:spPr>
+                </pic:pic>
+              </a:graphicData>
+            </a:graphic>
+          </wp:inline>
+        </w:drawing>
+      </w:r>
+    </w:p>
+    <w:p>
+      <w:pPr>
+        <w:pStyle w:val="a3"/>
+        <w:ind w:firstLine="0"/>
+        <w:jc w:val="center"/>
+        <w:rPr>
+          <w:lang w:val="en-US"/>
+        </w:rPr>
+      </w:pPr>
+      <w:r>
+        <w:t>Рис</w:t>
+      </w:r>
+      <w:r>
+        <w:rPr>
+          <w:lang w:val="en-US"/>
+        </w:rPr>
+        <w:t xml:space="preserve">. </w:t>
+      </w:r>
+      <w:r>
+        <w:t>П</w:t>
+      </w:r>
+      <w:r>
+        <w:rPr>
+          <w:lang w:val="en-US"/>
+        </w:rPr>
+        <w:t>3.</w:t>
+      </w:r>
+      <w:r>
+        <w:rPr>
+          <w:lang w:val="en-US"/>
+        </w:rPr>
+        <w:t>9</w:t>
+      </w:r>
+      <w:r>
+        <w:rPr>
+          <w:lang w:val="en-US"/>
+        </w:rPr>
+        <w:t xml:space="preserve">. </w:t>
+      </w:r>
+      <w:r>
+        <w:t>Файл</w:t>
+      </w:r>
+      <w:r>
+        <w:rPr>
+          <w:lang w:val="en-US"/>
+        </w:rPr>
+        <w:t xml:space="preserve"> </w:t>
+      </w:r>
+      <w:r>
+        <w:rPr>
+          <w:lang w:val="en-US"/>
+        </w:rPr>
+        <w:t>IPngExportService</w:t>
+      </w:r>
+      <w:r>
+        <w:rPr>
+          <w:lang w:val="en-US"/>
+        </w:rPr>
+        <w:t>.</w:t>
+      </w:r>
+      <w:r>
+        <w:rPr>
+          <w:lang w:val="en-US"/>
+        </w:rPr>
+        <w:t>cs</w:t>
+      </w:r>
+    </w:p>
+    <w:p>
+      <w:pPr>
+        <w:pStyle w:val="a3"/>
+        <w:keepNext/>
+        <w:ind w:firstLine="0"/>
+        <w:jc w:val="center"/>
+      </w:pPr>
+      <w:r>
+        <w:rPr>
+          <w:noProof/>
+        </w:rPr>
+        <w:drawing>
+          <wp:inline distT="0" distB="0" distL="0" distR="0" wp14:anchorId="4111FDC9" wp14:editId="265D97C6">
+            <wp:extent cx="6105525" cy="1647825"/>
+            <wp:effectExtent l="19050" t="19050" r="28575" b="28575"/>
+            <wp:docPr id="1861889939" name="Рисунок 12"/>
+            <wp:cNvGraphicFramePr>
+              <a:graphicFrameLocks xmlns:a="http://schemas.openxmlformats.org/drawingml/2006/main" noChangeAspect="1"/>
+            </wp:cNvGraphicFramePr>
+            <a:graphic xmlns:a="http://schemas.openxmlformats.org/drawingml/2006/main">
+              <a:graphicData uri="http://schemas.openxmlformats.org/drawingml/2006/picture">
+                <pic:pic xmlns:pic="http://schemas.openxmlformats.org/drawingml/2006/picture">
+                  <pic:nvPicPr>
+                    <pic:cNvPr id="0" name="Picture 12"/>
+                    <pic:cNvPicPr>
+                      <a:picLocks noChangeAspect="1" noChangeArrowheads="1"/>
+                    </pic:cNvPicPr>
+                  </pic:nvPicPr>
+                  <pic:blipFill rotWithShape="1">
+                    <a:blip r:embed="rId36" cstate="print">
+                      <a:extLst>
+                        <a:ext uri="{28A0092B-C50C-407E-A947-70E740481C1C}">
+                          <a14:useLocalDpi xmlns:a14="http://schemas.microsoft.com/office/drawing/2010/main" val="0"/>
+                        </a:ext>
+                      </a:extLst>
+                    </a:blip>
+                    <a:srcRect b="80926"/>
+                    <a:stretch>
+                      <a:fillRect/>
+                    </a:stretch>
+                  </pic:blipFill>
+                  <pic:spPr bwMode="auto">
+                    <a:xfrm>
+                      <a:off x="0" y="0"/>
+                      <a:ext cx="6105525" cy="1647825"/>
+                    </a:xfrm>
+                    <a:prstGeom prst="rect">
+                      <a:avLst/>
+                    </a:prstGeom>
+                    <a:noFill/>
+                    <a:ln>
+                      <a:solidFill>
+                        <a:schemeClr val="tx1"/>
+                      </a:solidFill>
+                    </a:ln>
+                    <a:extLst>
+                      <a:ext uri="{53640926-AAD7-44D8-BBD7-CCE9431645EC}">
+                        <a14:shadowObscured xmlns:a14="http://schemas.microsoft.com/office/drawing/2010/main"/>
+                      </a:ext>
+                    </a:extLst>
+                  </pic:spPr>
+                </pic:pic>
+              </a:graphicData>
+            </a:graphic>
+          </wp:inline>
+        </w:drawing>
+      </w:r>
+    </w:p>
+    <w:p>
+      <w:pPr>
+        <w:pStyle w:val="a3"/>
+        <w:ind w:firstLine="0"/>
+        <w:jc w:val="center"/>
+        <w:rPr>
+          <w:lang w:val="en-US"/>
+        </w:rPr>
+      </w:pPr>
+      <w:r>
+        <w:t>Рис</w:t>
+      </w:r>
+      <w:r>
+        <w:rPr>
+          <w:lang w:val="en-US"/>
+        </w:rPr>
+        <w:t xml:space="preserve">. </w:t>
+      </w:r>
+      <w:r>
+        <w:t>П</w:t>
+      </w:r>
+      <w:r>
+        <w:rPr>
+          <w:lang w:val="en-US"/>
+        </w:rPr>
+        <w:t>3.</w:t>
+      </w:r>
+      <w:r>
+        <w:rPr>
+          <w:lang w:val="en-US"/>
+        </w:rPr>
+        <w:t>10</w:t>
+      </w:r>
+      <w:r>
+        <w:rPr>
+          <w:lang w:val="en-US"/>
+        </w:rPr>
+        <w:t xml:space="preserve">. </w:t>
+      </w:r>
+      <w:r>
+        <w:t>Файл</w:t>
+      </w:r>
+      <w:r>
+        <w:rPr>
+          <w:lang w:val="en-US"/>
+        </w:rPr>
+        <w:t xml:space="preserve"> </w:t>
+      </w:r>
+      <w:r>
+        <w:rPr>
+          <w:lang w:val="en-US"/>
+        </w:rPr>
+        <w:t>IDiagramMappingService</w:t>
+      </w:r>
+      <w:r>
+        <w:rPr>
+          <w:lang w:val="en-US"/>
+        </w:rPr>
+        <w:t>.</w:t>
+      </w:r>
+      <w:r>
+        <w:rPr>
+          <w:lang w:val="en-US"/>
+        </w:rPr>
+        <w:t>cs</w:t>
+      </w:r>
+    </w:p>
+    <w:p>
+      <w:pPr>
+        <w:pStyle w:val="a3"/>
+        <w:keepNext/>
+        <w:ind w:firstLine="0"/>
+        <w:jc w:val="center"/>
+      </w:pPr>
+      <w:r>
+        <w:rPr>
+          <w:noProof/>
+        </w:rPr>
+        <w:lastRenderedPageBreak/>
+        <w:drawing>
+          <wp:inline distT="0" distB="0" distL="0" distR="0" wp14:anchorId="264EB51B" wp14:editId="270F9CBF">
+            <wp:extent cx="6105525" cy="4419600"/>
+            <wp:effectExtent l="19050" t="19050" r="28575" b="19050"/>
+            <wp:docPr id="672333013" name="Рисунок 13"/>
+            <wp:cNvGraphicFramePr>
+              <a:graphicFrameLocks xmlns:a="http://schemas.openxmlformats.org/drawingml/2006/main" noChangeAspect="1"/>
+            </wp:cNvGraphicFramePr>
+            <a:graphic xmlns:a="http://schemas.openxmlformats.org/drawingml/2006/main">
+              <a:graphicData uri="http://schemas.openxmlformats.org/drawingml/2006/picture">
+                <pic:pic xmlns:pic="http://schemas.openxmlformats.org/drawingml/2006/picture">
+                  <pic:nvPicPr>
+                    <pic:cNvPr id="0" name="Picture 13"/>
+                    <pic:cNvPicPr>
+                      <a:picLocks noChangeAspect="1" noChangeArrowheads="1"/>
+                    </pic:cNvPicPr>
+                  </pic:nvPicPr>
+                  <pic:blipFill rotWithShape="1">
+                    <a:blip r:embed="rId37" cstate="print">
+                      <a:extLst>
+                        <a:ext uri="{28A0092B-C50C-407E-A947-70E740481C1C}">
+                          <a14:useLocalDpi xmlns:a14="http://schemas.microsoft.com/office/drawing/2010/main" val="0"/>
+                        </a:ext>
+                      </a:extLst>
+                    </a:blip>
+                    <a:srcRect b="48842"/>
+                    <a:stretch>
+                      <a:fillRect/>
+                    </a:stretch>
+                  </pic:blipFill>
+                  <pic:spPr bwMode="auto">
+                    <a:xfrm>
+                      <a:off x="0" y="0"/>
+                      <a:ext cx="6105525" cy="4419600"/>
+                    </a:xfrm>
+                    <a:prstGeom prst="rect">
+                      <a:avLst/>
+                    </a:prstGeom>
+                    <a:noFill/>
+                    <a:ln>
+                      <a:solidFill>
+                        <a:schemeClr val="tx1"/>
+                      </a:solidFill>
+                    </a:ln>
+                    <a:extLst>
+                      <a:ext uri="{53640926-AAD7-44D8-BBD7-CCE9431645EC}">
+                        <a14:shadowObscured xmlns:a14="http://schemas.microsoft.com/office/drawing/2010/main"/>
+                      </a:ext>
+                    </a:extLst>
+                  </pic:spPr>
+                </pic:pic>
+              </a:graphicData>
+            </a:graphic>
+          </wp:inline>
+        </w:drawing>
+      </w:r>
+    </w:p>
+    <w:p>
+      <w:pPr>
+        <w:pStyle w:val="a3"/>
+        <w:ind w:firstLine="0"/>
+        <w:jc w:val="center"/>
+        <w:rPr>
+          <w:lang w:val="en-US"/>
+        </w:rPr>
+      </w:pPr>
+      <w:r>
+        <w:t>Рис</w:t>
+      </w:r>
+      <w:r>
+        <w:rPr>
+          <w:lang w:val="en-US"/>
+        </w:rPr>
+        <w:t xml:space="preserve">. </w:t>
+      </w:r>
+      <w:r>
+        <w:t>П</w:t>
+      </w:r>
+      <w:r>
+        <w:rPr>
+          <w:lang w:val="en-US"/>
+        </w:rPr>
+        <w:t>3.</w:t>
+      </w:r>
+      <w:r>
+        <w:rPr>
+          <w:lang w:val="en-US"/>
+        </w:rPr>
+        <w:t>10</w:t>
+      </w:r>
+      <w:r>
+        <w:rPr>
+          <w:lang w:val="en-US"/>
+        </w:rPr>
+        <w:t xml:space="preserve">. </w:t>
+      </w:r>
+      <w:r>
+        <w:t>Файл</w:t>
+      </w:r>
+      <w:r>
+        <w:rPr>
+          <w:lang w:val="en-US"/>
+        </w:rPr>
+        <w:t xml:space="preserve"> </w:t>
+      </w:r>
+      <w:r>
+        <w:rPr>
+          <w:lang w:val="en-US"/>
+        </w:rPr>
+        <w:t>PngExportService</w:t>
+      </w:r>
+      <w:r>
+        <w:rPr>
+          <w:lang w:val="en-US"/>
+        </w:rPr>
+        <w:t>.</w:t>
+      </w:r>
+      <w:r>
+        <w:rPr>
+          <w:lang w:val="en-US"/>
+        </w:rPr>
+        <w:t>cs</w:t>
+      </w:r>
+    </w:p>
+    <w:p>
+      <w:pPr>
+        <w:pStyle w:val="a3"/>
+        <w:ind w:firstLine="0"/>
+        <w:jc w:val="center"/>
+        <w:rPr>
+          <w:lang w:val="en-US"/>
+        </w:rPr>
+      </w:pPr>
+    </w:p>
+    <w:p>
+      <w:pPr>
+        <w:pStyle w:val="a3"/>
+        <w:keepNext/>
+        <w:ind w:firstLine="0"/>
+        <w:jc w:val="center"/>
+      </w:pPr>
+      <w:r>
+        <w:rPr>
+          <w:noProof/>
+          <w:lang w:val="en-US"/>
+        </w:rPr>
+        <w:drawing>
+          <wp:inline distT="0" distB="0" distL="0" distR="0" wp14:anchorId="2191D9B7" wp14:editId="0AAF3D22">
+            <wp:extent cx="6104255" cy="3386666"/>
+            <wp:effectExtent l="19050" t="19050" r="10795" b="23495"/>
+            <wp:docPr id="1941702640" name="Рисунок 26"/>
+            <wp:cNvGraphicFramePr>
+              <a:graphicFrameLocks xmlns:a="http://schemas.openxmlformats.org/drawingml/2006/main" noChangeAspect="1"/>
+            </wp:cNvGraphicFramePr>
+            <a:graphic xmlns:a="http://schemas.openxmlformats.org/drawingml/2006/main">
+              <a:graphicData uri="http://schemas.openxmlformats.org/drawingml/2006/picture">
+                <pic:pic xmlns:pic="http://schemas.openxmlformats.org/drawingml/2006/picture">
+                  <pic:nvPicPr>
+                    <pic:cNvPr id="0" name="Picture 26"/>
+                    <pic:cNvPicPr>
+                      <a:picLocks noChangeAspect="1" noChangeArrowheads="1"/>
+                    </pic:cNvPicPr>
+                  </pic:nvPicPr>
+                  <pic:blipFill rotWithShape="1">
+                    <a:blip r:embed="rId38" cstate="print">
+                      <a:extLst>
+                        <a:ext uri="{28A0092B-C50C-407E-A947-70E740481C1C}">
+                          <a14:useLocalDpi xmlns:a14="http://schemas.microsoft.com/office/drawing/2010/main" val="0"/>
+                        </a:ext>
+                      </a:extLst>
+                    </a:blip>
+                    <a:srcRect b="60784"/>
+                    <a:stretch>
+                      <a:fillRect/>
+                    </a:stretch>
+                  </pic:blipFill>
+                  <pic:spPr bwMode="auto">
+                    <a:xfrm>
+                      <a:off x="0" y="0"/>
+                      <a:ext cx="6104255" cy="3386666"/>
+                    </a:xfrm>
+                    <a:prstGeom prst="rect">
+                      <a:avLst/>
+                    </a:prstGeom>
+                    <a:noFill/>
+                    <a:ln>
+                      <a:solidFill>
+                        <a:schemeClr val="tx1"/>
+                      </a:solidFill>
+                    </a:ln>
+                    <a:extLst>
+                      <a:ext uri="{53640926-AAD7-44D8-BBD7-CCE9431645EC}">
+                        <a14:shadowObscured xmlns:a14="http://schemas.microsoft.com/office/drawing/2010/main"/>
+                      </a:ext>
+                    </a:extLst>
+                  </pic:spPr>
+                </pic:pic>
+              </a:graphicData>
+            </a:graphic>
+          </wp:inline>
+        </w:drawing>
+      </w:r>
+    </w:p>
+    <w:p>
+      <w:pPr>
+        <w:pStyle w:val="a3"/>
+        <w:ind w:firstLine="0"/>
+        <w:jc w:val="center"/>
+        <w:rPr>
+          <w:lang w:val="en-US"/>
+        </w:rPr>
+      </w:pPr>
+      <w:r>
+        <w:t>Рис</w:t>
+      </w:r>
+      <w:r>
+        <w:rPr>
+          <w:lang w:val="en-US"/>
+        </w:rPr>
+        <w:t xml:space="preserve">. </w:t>
+      </w:r>
+      <w:r>
+        <w:t>П</w:t>
+      </w:r>
+      <w:r>
+        <w:rPr>
+          <w:lang w:val="en-US"/>
+        </w:rPr>
+        <w:t>3.</w:t>
+      </w:r>
+      <w:r>
+        <w:rPr>
+          <w:lang w:val="en-US"/>
+        </w:rPr>
+        <w:t>11</w:t>
+      </w:r>
+      <w:r>
+        <w:rPr>
+          <w:lang w:val="en-US"/>
+        </w:rPr>
+        <w:t xml:space="preserve">. </w:t>
+      </w:r>
+      <w:r>
+        <w:t>Файл</w:t>
+      </w:r>
+      <w:r>
+        <w:rPr>
+          <w:lang w:val="en-US"/>
+        </w:rPr>
+        <w:t xml:space="preserve"> </w:t>
+      </w:r>
+      <w:r>
+        <w:rPr>
+          <w:lang w:val="en-US"/>
+        </w:rPr>
+        <w:t>DiagramMappingService</w:t>
+      </w:r>
+      <w:r>
+        <w:rPr>
+          <w:lang w:val="en-US"/>
+        </w:rPr>
+        <w:t>.</w:t>
+      </w:r>
+      <w:r>
+        <w:rPr>
+          <w:lang w:val="en-US"/>
+        </w:rPr>
+        <w:t>cs</w:t>
+      </w:r>
+    </w:p>
+    <w:p>
+      <w:pPr>
+        <w:pStyle w:val="a4"/>
+        <w:jc w:val="center"/>
+        <w:rPr>
+          <w:lang w:val="en-US"/>
+        </w:rPr>
+      </w:pPr>
+    </w:p>
+    <w:p>
+      <w:pPr>
+        <w:pStyle w:val="a3"/>
+        <w:keepNext/>
+        <w:ind w:firstLine="0"/>
+        <w:jc w:val="center"/>
+      </w:pPr>
+      <w:r>
+        <w:rPr>
+          <w:noProof/>
+        </w:rPr>
+        <w:lastRenderedPageBreak/>
+        <w:drawing>
+          <wp:inline distT="0" distB="0" distL="0" distR="0" wp14:anchorId="4DF63668" wp14:editId="2F23ADF1">
+            <wp:extent cx="6105525" cy="8639175"/>
+            <wp:effectExtent l="19050" t="19050" r="28575" b="28575"/>
+            <wp:docPr id="1048231943" name="Рисунок 14"/>
+            <wp:cNvGraphicFramePr>
+              <a:graphicFrameLocks xmlns:a="http://schemas.openxmlformats.org/drawingml/2006/main" noChangeAspect="1"/>
+            </wp:cNvGraphicFramePr>
+            <a:graphic xmlns:a="http://schemas.openxmlformats.org/drawingml/2006/main">
+              <a:graphicData uri="http://schemas.openxmlformats.org/drawingml/2006/picture">
+                <pic:pic xmlns:pic="http://schemas.openxmlformats.org/drawingml/2006/picture">
+                  <pic:nvPicPr>
+                    <pic:cNvPr id="0" name="Picture 14"/>
+                    <pic:cNvPicPr>
+                      <a:picLocks noChangeAspect="1" noChangeArrowheads="1"/>
+                    </pic:cNvPicPr>
+                  </pic:nvPicPr>
+                  <pic:blipFill>
+                    <a:blip r:embed="rId39" cstate="print">
+                      <a:extLst>
+                        <a:ext uri="{28A0092B-C50C-407E-A947-70E740481C1C}">
+                          <a14:useLocalDpi xmlns:a14="http://schemas.microsoft.com/office/drawing/2010/main" val="0"/>
+                        </a:ext>
+                      </a:extLst>
+                    </a:blip>
+                    <a:srcRect/>
+                    <a:stretch>
+                      <a:fillRect/>
+                    </a:stretch>
+                  </pic:blipFill>
+                  <pic:spPr bwMode="auto">
+                    <a:xfrm>
+                      <a:off x="0" y="0"/>
+                      <a:ext cx="6105525" cy="8639175"/>
+                    </a:xfrm>
+                    <a:prstGeom prst="rect">
+                      <a:avLst/>
+                    </a:prstGeom>
+                    <a:noFill/>
+                    <a:ln>
+                      <a:solidFill>
+                        <a:schemeClr val="tx1"/>
+                      </a:solidFill>
+                    </a:ln>
+                  </pic:spPr>
+                </pic:pic>
+              </a:graphicData>
+            </a:graphic>
+          </wp:inline>
+        </w:drawing>
+      </w:r>
+    </w:p>
+    <w:p>
+      <w:pPr>
+        <w:pStyle w:val="a3"/>
+        <w:ind w:firstLine="0"/>
+        <w:jc w:val="center"/>
+      </w:pPr>
+      <w:r>
+        <w:t>Рис</w:t>
+      </w:r>
+      <w:r>
+        <w:t xml:space="preserve">. </w:t>
+      </w:r>
+      <w:r>
+        <w:t>П</w:t>
+      </w:r>
+      <w:r>
+        <w:t>3.1</w:t>
+      </w:r>
+      <w:r>
+        <w:t>2</w:t>
+      </w:r>
+      <w:r>
+        <w:t xml:space="preserve">. </w:t>
+      </w:r>
+      <w:r>
+        <w:t>Файл</w:t>
+      </w:r>
+      <w:r>
+        <w:t xml:space="preserve"> </w:t>
+      </w:r>
+      <w:r>
+        <w:rPr>
+          <w:lang w:val="en-US"/>
+        </w:rPr>
+        <w:t>ToolboxView</w:t>
+      </w:r>
+      <w:r>
+        <w:t>.</w:t>
+      </w:r>
+      <w:r>
+        <w:rPr>
+          <w:lang w:val="en-US"/>
+        </w:rPr>
+        <w:t>xaml</w:t>
+      </w:r>
+    </w:p>
+    <w:p>
+      <w:pPr>
+        <w:pStyle w:val="a3"/>
+        <w:ind w:firstLine="0"/>
+        <w:jc w:val="right"/>
+      </w:pPr>
+      <w:r>
+        <w:lastRenderedPageBreak/>
+        <w:t>Продолжение рис. П3. 12</w:t>
+      </w:r>
+    </w:p>
+    <w:p>
+      <w:pPr>
+        <w:pStyle w:val="a3"/>
+        <w:ind w:firstLine="0"/>
+        <w:jc w:val="center"/>
+      </w:pPr>
+      <w:r>
+        <w:rPr>
+          <w:noProof/>
+        </w:rPr>
+        <w:drawing>
+          <wp:inline distT="0" distB="0" distL="0" distR="0" wp14:anchorId="457FDA56" wp14:editId="29C4C69C">
+            <wp:extent cx="6104255" cy="1871134"/>
+            <wp:effectExtent l="19050" t="19050" r="10795" b="15240"/>
+            <wp:docPr id="2141607406" name="Рисунок 27"/>
+            <wp:cNvGraphicFramePr>
+              <a:graphicFrameLocks xmlns:a="http://schemas.openxmlformats.org/drawingml/2006/main" noChangeAspect="1"/>
+            </wp:cNvGraphicFramePr>
+            <a:graphic xmlns:a="http://schemas.openxmlformats.org/drawingml/2006/main">
+              <a:graphicData uri="http://schemas.openxmlformats.org/drawingml/2006/picture">
+                <pic:pic xmlns:pic="http://schemas.openxmlformats.org/drawingml/2006/picture">
+                  <pic:nvPicPr>
+                    <pic:cNvPr id="0" name="Picture 27"/>
+                    <pic:cNvPicPr>
+                      <a:picLocks noChangeAspect="1" noChangeArrowheads="1"/>
+                    </pic:cNvPicPr>
+                  </pic:nvPicPr>
+                  <pic:blipFill rotWithShape="1">
+                    <a:blip r:embed="rId40" cstate="print">
+                      <a:extLst>
+                        <a:ext uri="{28A0092B-C50C-407E-A947-70E740481C1C}">
+                          <a14:useLocalDpi xmlns:a14="http://schemas.microsoft.com/office/drawing/2010/main" val="0"/>
+                        </a:ext>
+                      </a:extLst>
+                    </a:blip>
+                    <a:srcRect t="5980" b="72353"/>
+                    <a:stretch>
+                      <a:fillRect/>
+                    </a:stretch>
+                  </pic:blipFill>
+                  <pic:spPr bwMode="auto">
+                    <a:xfrm>
+                      <a:off x="0" y="0"/>
+                      <a:ext cx="6104255" cy="1871134"/>
+                    </a:xfrm>
+                    <a:prstGeom prst="rect">
+                      <a:avLst/>
+                    </a:prstGeom>
+                    <a:noFill/>
+                    <a:ln>
+                      <a:solidFill>
+                        <a:schemeClr val="tx1"/>
+                      </a:solidFill>
+                    </a:ln>
+                    <a:extLst>
+                      <a:ext uri="{53640926-AAD7-44D8-BBD7-CCE9431645EC}">
+                        <a14:shadowObscured xmlns:a14="http://schemas.microsoft.com/office/drawing/2010/main"/>
+                      </a:ext>
+                    </a:extLst>
+                  </pic:spPr>
+                </pic:pic>
+              </a:graphicData>
+            </a:graphic>
+          </wp:inline>
+        </w:drawing>
+      </w:r>
+    </w:p>
+    <w:p>
+      <w:pPr>
+        <w:pStyle w:val="a3"/>
+        <w:ind w:firstLine="0"/>
+        <w:jc w:val="center"/>
+      </w:pPr>
+    </w:p>
+    <w:p>
+      <w:pPr>
+        <w:pStyle w:val="a3"/>
+        <w:keepNext/>
+        <w:ind w:firstLine="0"/>
+        <w:jc w:val="center"/>
+      </w:pPr>
+      <w:r>
+        <w:rPr>
+          <w:noProof/>
+        </w:rPr>
+        <w:drawing>
+          <wp:inline distT="0" distB="0" distL="0" distR="0" wp14:anchorId="24C16692" wp14:editId="484D04E3">
+            <wp:extent cx="6103620" cy="1871134"/>
+            <wp:effectExtent l="19050" t="19050" r="11430" b="15240"/>
+            <wp:docPr id="1611569707" name="Рисунок 28"/>
+            <wp:cNvGraphicFramePr>
+              <a:graphicFrameLocks xmlns:a="http://schemas.openxmlformats.org/drawingml/2006/main" noChangeAspect="1"/>
+            </wp:cNvGraphicFramePr>
+            <a:graphic xmlns:a="http://schemas.openxmlformats.org/drawingml/2006/main">
+              <a:graphicData uri="http://schemas.openxmlformats.org/drawingml/2006/picture">
+                <pic:pic xmlns:pic="http://schemas.openxmlformats.org/drawingml/2006/picture">
+                  <pic:nvPicPr>
+                    <pic:cNvPr id="0" name="Picture 28"/>
+                    <pic:cNvPicPr>
+                      <a:picLocks noChangeAspect="1" noChangeArrowheads="1"/>
+                    </pic:cNvPicPr>
+                  </pic:nvPicPr>
+                  <pic:blipFill rotWithShape="1">
+                    <a:blip r:embed="rId41" cstate="print">
+                      <a:extLst>
+                        <a:ext uri="{28A0092B-C50C-407E-A947-70E740481C1C}">
+                          <a14:useLocalDpi xmlns:a14="http://schemas.microsoft.com/office/drawing/2010/main" val="0"/>
+                        </a:ext>
+                      </a:extLst>
+                    </a:blip>
+                    <a:srcRect t="5491" b="72840"/>
+                    <a:stretch>
+                      <a:fillRect/>
+                    </a:stretch>
+                  </pic:blipFill>
+                  <pic:spPr bwMode="auto">
+                    <a:xfrm>
+                      <a:off x="0" y="0"/>
+                      <a:ext cx="6104255" cy="1871329"/>
+                    </a:xfrm>
+                    <a:prstGeom prst="rect">
+                      <a:avLst/>
+                    </a:prstGeom>
+                    <a:noFill/>
+                    <a:ln>
+                      <a:solidFill>
+                        <a:schemeClr val="tx1"/>
+                      </a:solidFill>
+                    </a:ln>
+                    <a:extLst>
+                      <a:ext uri="{53640926-AAD7-44D8-BBD7-CCE9431645EC}">
+                        <a14:shadowObscured xmlns:a14="http://schemas.microsoft.com/office/drawing/2010/main"/>
+                      </a:ext>
+                    </a:extLst>
+                  </pic:spPr>
+                </pic:pic>
+              </a:graphicData>
+            </a:graphic>
+          </wp:inline>
+        </w:drawing>
+      </w:r>
+    </w:p>
+    <w:p>
+      <w:pPr>
+        <w:pStyle w:val="a3"/>
+        <w:ind w:firstLine="0"/>
+        <w:jc w:val="center"/>
+        <w:rPr>
+          <w:lang w:val="en-US"/>
+        </w:rPr>
+      </w:pPr>
+      <w:r>
+        <w:t>Рис</w:t>
+      </w:r>
+      <w:r>
+        <w:t xml:space="preserve">. </w:t>
+      </w:r>
+      <w:r>
+        <w:t>П</w:t>
+      </w:r>
+      <w:r>
+        <w:t>3.1</w:t>
+      </w:r>
+      <w:r>
+        <w:t>3</w:t>
+      </w:r>
+      <w:r>
+        <w:t xml:space="preserve">. </w:t>
+      </w:r>
+      <w:r>
+        <w:t>Файл</w:t>
+      </w:r>
+      <w:r>
+        <w:t xml:space="preserve"> </w:t>
+      </w:r>
+      <w:r>
+        <w:rPr>
+          <w:lang w:val="en-US"/>
+        </w:rPr>
+        <w:t>WorkSpaceView</w:t>
+      </w:r>
+      <w:r>
+        <w:t>.</w:t>
+      </w:r>
+      <w:r>
+        <w:rPr>
+          <w:lang w:val="en-US"/>
+        </w:rPr>
+        <w:t>xaml</w:t>
+      </w:r>
+    </w:p>
+    <w:p>
+      <w:pPr>
+        <w:pStyle w:val="a3"/>
+        <w:ind w:firstLine="0"/>
+        <w:jc w:val="center"/>
+        <w:rPr>
+          <w:lang w:val="en-US"/>
+        </w:rPr>
+      </w:pPr>
+    </w:p>
+    <w:p>
+      <w:pPr>
+        <w:pStyle w:val="a3"/>
+        <w:keepNext/>
+        <w:ind w:firstLine="0"/>
+        <w:jc w:val="center"/>
+      </w:pPr>
+      <w:r>
+        <w:rPr>
+          <w:noProof/>
+          <w:lang w:val="en-US"/>
+        </w:rPr>
+        <w:lastRenderedPageBreak/>
+        <w:drawing>
+          <wp:inline distT="0" distB="0" distL="0" distR="0" wp14:anchorId="75701873" wp14:editId="68A0A8A6">
+            <wp:extent cx="6104255" cy="8636000"/>
+            <wp:effectExtent l="19050" t="19050" r="10795" b="12700"/>
+            <wp:docPr id="1524240961" name="Рисунок 29"/>
+            <wp:cNvGraphicFramePr>
+              <a:graphicFrameLocks xmlns:a="http://schemas.openxmlformats.org/drawingml/2006/main" noChangeAspect="1"/>
+            </wp:cNvGraphicFramePr>
+            <a:graphic xmlns:a="http://schemas.openxmlformats.org/drawingml/2006/main">
+              <a:graphicData uri="http://schemas.openxmlformats.org/drawingml/2006/picture">
+                <pic:pic xmlns:pic="http://schemas.openxmlformats.org/drawingml/2006/picture">
+                  <pic:nvPicPr>
+                    <pic:cNvPr id="0" name="Picture 29"/>
+                    <pic:cNvPicPr>
+                      <a:picLocks noChangeAspect="1" noChangeArrowheads="1"/>
+                    </pic:cNvPicPr>
+                  </pic:nvPicPr>
+                  <pic:blipFill>
+                    <a:blip r:embed="rId42" cstate="print">
+                      <a:extLst>
+                        <a:ext uri="{28A0092B-C50C-407E-A947-70E740481C1C}">
+                          <a14:useLocalDpi xmlns:a14="http://schemas.microsoft.com/office/drawing/2010/main" val="0"/>
+                        </a:ext>
+                      </a:extLst>
+                    </a:blip>
+                    <a:srcRect/>
+                    <a:stretch>
+                      <a:fillRect/>
+                    </a:stretch>
+                  </pic:blipFill>
+                  <pic:spPr bwMode="auto">
+                    <a:xfrm>
+                      <a:off x="0" y="0"/>
+                      <a:ext cx="6104255" cy="8636000"/>
+                    </a:xfrm>
+                    <a:prstGeom prst="rect">
+                      <a:avLst/>
+                    </a:prstGeom>
+                    <a:noFill/>
+                    <a:ln>
+                      <a:solidFill>
+                        <a:schemeClr val="tx1"/>
+                      </a:solidFill>
+                    </a:ln>
+                  </pic:spPr>
+                </pic:pic>
+              </a:graphicData>
+            </a:graphic>
+          </wp:inline>
+        </w:drawing>
+      </w:r>
+    </w:p>
+    <w:p>
+      <w:pPr>
+        <w:pStyle w:val="a3"/>
+        <w:ind w:firstLine="0"/>
+        <w:jc w:val="center"/>
+      </w:pPr>
+      <w:r>
+        <w:t>Рис</w:t>
+      </w:r>
+      <w:r>
+        <w:t xml:space="preserve">. </w:t>
+      </w:r>
+      <w:r>
+        <w:t>П</w:t>
+      </w:r>
+      <w:r>
+        <w:t>3.1</w:t>
+      </w:r>
+      <w:r>
+        <w:t>4</w:t>
+      </w:r>
+      <w:r>
+        <w:t xml:space="preserve">. </w:t>
+      </w:r>
+      <w:r>
+        <w:t>Файл</w:t>
+      </w:r>
+      <w:r>
+        <w:t xml:space="preserve"> </w:t>
+      </w:r>
+      <w:r>
+        <w:rPr>
+          <w:lang w:val="en-US"/>
+        </w:rPr>
+        <w:t>BlockViewModel</w:t>
+      </w:r>
+      <w:r>
+        <w:t>.</w:t>
+      </w:r>
+      <w:r>
+        <w:rPr>
+          <w:lang w:val="en-US"/>
+        </w:rPr>
+        <w:t>cs</w:t>
+      </w:r>
+    </w:p>
+    <w:p>
+      <w:pPr>
+        <w:pStyle w:val="a3"/>
+        <w:ind w:firstLine="0"/>
+        <w:jc w:val="right"/>
+      </w:pPr>
+      <w:r>
+        <w:lastRenderedPageBreak/>
+        <w:t>Продолжение рис. П3. 14</w:t>
+      </w:r>
+    </w:p>
+    <w:p>
+      <w:pPr>
+        <w:pStyle w:val="a3"/>
+        <w:ind w:firstLine="0"/>
+        <w:jc w:val="center"/>
+      </w:pPr>
+      <w:r>
+        <w:rPr>
+          <w:noProof/>
+        </w:rPr>
+        <w:drawing>
+          <wp:inline distT="0" distB="0" distL="0" distR="0" wp14:anchorId="19758840" wp14:editId="5EF29117">
+            <wp:extent cx="6103857" cy="1540933"/>
+            <wp:effectExtent l="19050" t="19050" r="11430" b="21590"/>
+            <wp:docPr id="597181048" name="Рисунок 30"/>
+            <wp:cNvGraphicFramePr>
+              <a:graphicFrameLocks xmlns:a="http://schemas.openxmlformats.org/drawingml/2006/main" noChangeAspect="1"/>
+            </wp:cNvGraphicFramePr>
+            <a:graphic xmlns:a="http://schemas.openxmlformats.org/drawingml/2006/main">
+              <a:graphicData uri="http://schemas.openxmlformats.org/drawingml/2006/picture">
+                <pic:pic xmlns:pic="http://schemas.openxmlformats.org/drawingml/2006/picture">
+                  <pic:nvPicPr>
+                    <pic:cNvPr id="0" name="Picture 30"/>
+                    <pic:cNvPicPr>
+                      <a:picLocks noChangeAspect="1" noChangeArrowheads="1"/>
+                    </pic:cNvPicPr>
+                  </pic:nvPicPr>
+                  <pic:blipFill rotWithShape="1">
+                    <a:blip r:embed="rId43" cstate="print">
+                      <a:extLst>
+                        <a:ext uri="{28A0092B-C50C-407E-A947-70E740481C1C}">
+                          <a14:useLocalDpi xmlns:a14="http://schemas.microsoft.com/office/drawing/2010/main" val="0"/>
+                        </a:ext>
+                      </a:extLst>
+                    </a:blip>
+                    <a:srcRect t="6177" b="75979"/>
+                    <a:stretch>
+                      <a:fillRect/>
+                    </a:stretch>
+                  </pic:blipFill>
+                  <pic:spPr bwMode="auto">
+                    <a:xfrm>
+                      <a:off x="0" y="0"/>
+                      <a:ext cx="6104255" cy="1541034"/>
+                    </a:xfrm>
+                    <a:prstGeom prst="rect">
+                      <a:avLst/>
+                    </a:prstGeom>
+                    <a:noFill/>
+                    <a:ln>
+                      <a:solidFill>
+                        <a:schemeClr val="tx1"/>
+                      </a:solidFill>
+                    </a:ln>
+                    <a:extLst>
+                      <a:ext uri="{53640926-AAD7-44D8-BBD7-CCE9431645EC}">
+                        <a14:shadowObscured xmlns:a14="http://schemas.microsoft.com/office/drawing/2010/main"/>
+                      </a:ext>
+                    </a:extLst>
+                  </pic:spPr>
+                </pic:pic>
+              </a:graphicData>
+            </a:graphic>
+          </wp:inline>
+        </w:drawing>
+      </w:r>
+    </w:p>
+    <w:p>
+      <w:pPr>
+        <w:pStyle w:val="a3"/>
+        <w:ind w:firstLine="0"/>
+        <w:jc w:val="center"/>
+      </w:pPr>
+    </w:p>
+    <w:p>
+      <w:pPr>
+        <w:pStyle w:val="a3"/>
+        <w:keepNext/>
+        <w:ind w:firstLine="0"/>
+        <w:jc w:val="center"/>
+      </w:pPr>
+      <w:r>
+        <w:rPr>
+          <w:noProof/>
+        </w:rPr>
+        <w:lastRenderedPageBreak/>
+        <w:drawing>
+          <wp:inline distT="0" distB="0" distL="0" distR="0" wp14:anchorId="2BB4A169" wp14:editId="6E046B15">
+            <wp:extent cx="6104255" cy="8636000"/>
+            <wp:effectExtent l="19050" t="19050" r="10795" b="12700"/>
+            <wp:docPr id="1189222759" name="Рисунок 31"/>
+            <wp:cNvGraphicFramePr>
+              <a:graphicFrameLocks xmlns:a="http://schemas.openxmlformats.org/drawingml/2006/main" noChangeAspect="1"/>
+            </wp:cNvGraphicFramePr>
+            <a:graphic xmlns:a="http://schemas.openxmlformats.org/drawingml/2006/main">
+              <a:graphicData uri="http://schemas.openxmlformats.org/drawingml/2006/picture">
+                <pic:pic xmlns:pic="http://schemas.openxmlformats.org/drawingml/2006/picture">
+                  <pic:nvPicPr>
+                    <pic:cNvPr id="0" name="Picture 31"/>
+                    <pic:cNvPicPr>
+                      <a:picLocks noChangeAspect="1" noChangeArrowheads="1"/>
+                    </pic:cNvPicPr>
+                  </pic:nvPicPr>
+                  <pic:blipFill>
+                    <a:blip r:embed="rId44" cstate="print">
+                      <a:extLst>
+                        <a:ext uri="{28A0092B-C50C-407E-A947-70E740481C1C}">
+                          <a14:useLocalDpi xmlns:a14="http://schemas.microsoft.com/office/drawing/2010/main" val="0"/>
+                        </a:ext>
+                      </a:extLst>
+                    </a:blip>
+                    <a:srcRect/>
+                    <a:stretch>
+                      <a:fillRect/>
+                    </a:stretch>
+                  </pic:blipFill>
+                  <pic:spPr bwMode="auto">
+                    <a:xfrm>
+                      <a:off x="0" y="0"/>
+                      <a:ext cx="6104255" cy="8636000"/>
+                    </a:xfrm>
+                    <a:prstGeom prst="rect">
+                      <a:avLst/>
+                    </a:prstGeom>
+                    <a:noFill/>
+                    <a:ln>
+                      <a:solidFill>
+                        <a:schemeClr val="tx1"/>
+                      </a:solidFill>
+                    </a:ln>
+                  </pic:spPr>
+                </pic:pic>
+              </a:graphicData>
+            </a:graphic>
+          </wp:inline>
+        </w:drawing>
+      </w:r>
+    </w:p>
+    <w:p>
+      <w:pPr>
+        <w:pStyle w:val="a3"/>
+        <w:ind w:firstLine="0"/>
+        <w:jc w:val="center"/>
+      </w:pPr>
+      <w:r>
+        <w:t>Рис</w:t>
+      </w:r>
+      <w:r>
+        <w:t xml:space="preserve">. </w:t>
+      </w:r>
+      <w:r>
+        <w:t>П</w:t>
+      </w:r>
+      <w:r>
+        <w:t>3.1</w:t>
+      </w:r>
+      <w:r>
+        <w:t>5</w:t>
+      </w:r>
+      <w:r>
+        <w:t xml:space="preserve">. </w:t>
+      </w:r>
+      <w:r>
+        <w:t>Файл</w:t>
+      </w:r>
+      <w:r>
+        <w:t xml:space="preserve"> </w:t>
+      </w:r>
+      <w:r>
+        <w:rPr>
+          <w:lang w:val="en-US"/>
+        </w:rPr>
+        <w:t>ConnectionViewModel</w:t>
+      </w:r>
+      <w:r>
+        <w:t>.</w:t>
+      </w:r>
+      <w:r>
+        <w:rPr>
+          <w:lang w:val="en-US"/>
+        </w:rPr>
+        <w:t>cs</w:t>
+      </w:r>
+    </w:p>
+    <w:p>
+      <w:pPr>
+        <w:pStyle w:val="a3"/>
+        <w:ind w:firstLine="0"/>
+        <w:jc w:val="right"/>
+      </w:pPr>
+    </w:p>
+    <w:p>
+      <w:pPr>
+        <w:pStyle w:val="a3"/>
+        <w:ind w:firstLine="0"/>
+        <w:jc w:val="right"/>
+      </w:pPr>
+      <w:r>
+        <w:t>Продолжение рис. П3. 15</w:t>
+      </w:r>
+    </w:p>
+    <w:p>
+      <w:pPr>
+        <w:pStyle w:val="a3"/>
+        <w:ind w:firstLine="0"/>
+        <w:jc w:val="center"/>
+      </w:pPr>
+      <w:r>
+        <w:rPr>
+          <w:noProof/>
+        </w:rPr>
+        <w:drawing>
+          <wp:inline distT="0" distB="0" distL="0" distR="0" wp14:anchorId="7C9BDEDA" wp14:editId="4C0E1302">
+            <wp:extent cx="6104255" cy="7603066"/>
+            <wp:effectExtent l="19050" t="19050" r="10795" b="17145"/>
+            <wp:docPr id="435522817" name="Рисунок 32"/>
+            <wp:cNvGraphicFramePr>
+              <a:graphicFrameLocks xmlns:a="http://schemas.openxmlformats.org/drawingml/2006/main" noChangeAspect="1"/>
+            </wp:cNvGraphicFramePr>
+            <a:graphic xmlns:a="http://schemas.openxmlformats.org/drawingml/2006/main">
+              <a:graphicData uri="http://schemas.openxmlformats.org/drawingml/2006/picture">
+                <pic:pic xmlns:pic="http://schemas.openxmlformats.org/drawingml/2006/picture">
+                  <pic:nvPicPr>
+                    <pic:cNvPr id="0" name="Picture 32"/>
+                    <pic:cNvPicPr>
+                      <a:picLocks noChangeAspect="1" noChangeArrowheads="1"/>
+                    </pic:cNvPicPr>
+                  </pic:nvPicPr>
+                  <pic:blipFill rotWithShape="1">
+                    <a:blip r:embed="rId45" cstate="print">
+                      <a:extLst>
+                        <a:ext uri="{28A0092B-C50C-407E-A947-70E740481C1C}">
+                          <a14:useLocalDpi xmlns:a14="http://schemas.microsoft.com/office/drawing/2010/main" val="0"/>
+                        </a:ext>
+                      </a:extLst>
+                    </a:blip>
+                    <a:srcRect t="6177" b="5785"/>
+                    <a:stretch>
+                      <a:fillRect/>
+                    </a:stretch>
+                  </pic:blipFill>
+                  <pic:spPr bwMode="auto">
+                    <a:xfrm>
+                      <a:off x="0" y="0"/>
+                      <a:ext cx="6104255" cy="7603066"/>
+                    </a:xfrm>
+                    <a:prstGeom prst="rect">
+                      <a:avLst/>
+                    </a:prstGeom>
+                    <a:noFill/>
+                    <a:ln>
+                      <a:solidFill>
+                        <a:schemeClr val="tx1"/>
+                      </a:solidFill>
+                    </a:ln>
+                    <a:extLst>
+                      <a:ext uri="{53640926-AAD7-44D8-BBD7-CCE9431645EC}">
+                        <a14:shadowObscured xmlns:a14="http://schemas.microsoft.com/office/drawing/2010/main"/>
+                      </a:ext>
+                    </a:extLst>
+                  </pic:spPr>
+                </pic:pic>
+              </a:graphicData>
+            </a:graphic>
+          </wp:inline>
+        </w:drawing>
+      </w:r>
+    </w:p>
+    <w:p>
+      <w:pPr>
+        <w:pStyle w:val="a4"/>
+        <w:jc w:val="center"/>
+      </w:pPr>
+    </w:p>
+    <w:p/>
+    <w:p/>
+    <w:p/>
+    <w:p>
+      <w:pPr>
+        <w:pStyle w:val="a3"/>
+        <w:jc w:val="right"/>
+      </w:pPr>
+      <w:r>
+        <w:t>Продолжение рис. П3. 15</w:t>
+      </w:r>
+    </w:p>
+    <w:p>
+      <w:pPr>
+        <w:pStyle w:val="a3"/>
+        <w:ind w:firstLine="0"/>
+        <w:jc w:val="center"/>
+      </w:pPr>
+      <w:r>
+        <w:rPr>
+          <w:noProof/>
+        </w:rPr>
+        <w:drawing>
+          <wp:inline distT="0" distB="0" distL="0" distR="0" wp14:anchorId="3D016A19" wp14:editId="2C701087">
+            <wp:extent cx="6103567" cy="2455333"/>
+            <wp:effectExtent l="19050" t="19050" r="12065" b="21590"/>
+            <wp:docPr id="1271611129" name="Рисунок 33"/>
+            <wp:cNvGraphicFramePr>
+              <a:graphicFrameLocks xmlns:a="http://schemas.openxmlformats.org/drawingml/2006/main" noChangeAspect="1"/>
+            </wp:cNvGraphicFramePr>
+            <a:graphic xmlns:a="http://schemas.openxmlformats.org/drawingml/2006/main">
+              <a:graphicData uri="http://schemas.openxmlformats.org/drawingml/2006/picture">
+                <pic:pic xmlns:pic="http://schemas.openxmlformats.org/drawingml/2006/picture">
+                  <pic:nvPicPr>
+                    <pic:cNvPr id="0" name="Picture 33"/>
+                    <pic:cNvPicPr>
+                      <a:picLocks noChangeAspect="1" noChangeArrowheads="1"/>
+                    </pic:cNvPicPr>
+                  </pic:nvPicPr>
+                  <pic:blipFill rotWithShape="1">
+                    <a:blip r:embed="rId46" cstate="print">
+                      <a:extLst>
+                        <a:ext uri="{28A0092B-C50C-407E-A947-70E740481C1C}">
+                          <a14:useLocalDpi xmlns:a14="http://schemas.microsoft.com/office/drawing/2010/main" val="0"/>
+                        </a:ext>
+                      </a:extLst>
+                    </a:blip>
+                    <a:srcRect t="6469" b="65096"/>
+                    <a:stretch>
+                      <a:fillRect/>
+                    </a:stretch>
+                  </pic:blipFill>
+                  <pic:spPr bwMode="auto">
+                    <a:xfrm>
+                      <a:off x="0" y="0"/>
+                      <a:ext cx="6104255" cy="2455610"/>
+                    </a:xfrm>
+                    <a:prstGeom prst="rect">
+                      <a:avLst/>
+                    </a:prstGeom>
+                    <a:noFill/>
+                    <a:ln>
+                      <a:solidFill>
+                        <a:schemeClr val="tx1"/>
+                      </a:solidFill>
+                    </a:ln>
+                    <a:extLst>
+                      <a:ext uri="{53640926-AAD7-44D8-BBD7-CCE9431645EC}">
+                        <a14:shadowObscured xmlns:a14="http://schemas.microsoft.com/office/drawing/2010/main"/>
+                      </a:ext>
+                    </a:extLst>
+                  </pic:spPr>
+                </pic:pic>
+              </a:graphicData>
+            </a:graphic>
+          </wp:inline>
+        </w:drawing>
+      </w:r>
+    </w:p>
+    <w:p>
+      <w:pPr>
+        <w:pStyle w:val="a3"/>
+        <w:ind w:firstLine="0"/>
+        <w:jc w:val="center"/>
+      </w:pPr>
+    </w:p>
+    <w:p>
+      <w:pPr>
+        <w:pStyle w:val="a3"/>
+        <w:keepNext/>
+        <w:ind w:firstLine="0"/>
+        <w:jc w:val="center"/>
+      </w:pPr>
+      <w:r>
+        <w:rPr>
+          <w:noProof/>
+        </w:rPr>
+        <w:drawing>
+          <wp:inline distT="0" distB="0" distL="0" distR="0" wp14:anchorId="532A4180" wp14:editId="1B1C4CFB">
+            <wp:extent cx="6104255" cy="4064000"/>
+            <wp:effectExtent l="19050" t="19050" r="10795" b="12700"/>
+            <wp:docPr id="167639633" name="Рисунок 34"/>
+            <wp:cNvGraphicFramePr>
+              <a:graphicFrameLocks xmlns:a="http://schemas.openxmlformats.org/drawingml/2006/main" noChangeAspect="1"/>
+            </wp:cNvGraphicFramePr>
+            <a:graphic xmlns:a="http://schemas.openxmlformats.org/drawingml/2006/main">
+              <a:graphicData uri="http://schemas.openxmlformats.org/drawingml/2006/picture">
+                <pic:pic xmlns:pic="http://schemas.openxmlformats.org/drawingml/2006/picture">
+                  <pic:nvPicPr>
+                    <pic:cNvPr id="0" name="Picture 34"/>
+                    <pic:cNvPicPr>
+                      <a:picLocks noChangeAspect="1" noChangeArrowheads="1"/>
+                    </pic:cNvPicPr>
+                  </pic:nvPicPr>
+                  <pic:blipFill rotWithShape="1">
+                    <a:blip r:embed="rId47" cstate="print">
+                      <a:extLst>
+                        <a:ext uri="{28A0092B-C50C-407E-A947-70E740481C1C}">
+                          <a14:useLocalDpi xmlns:a14="http://schemas.microsoft.com/office/drawing/2010/main" val="0"/>
+                        </a:ext>
+                      </a:extLst>
+                    </a:blip>
+                    <a:srcRect t="6177" b="46764"/>
+                    <a:stretch>
+                      <a:fillRect/>
+                    </a:stretch>
+                  </pic:blipFill>
+                  <pic:spPr bwMode="auto">
+                    <a:xfrm>
+                      <a:off x="0" y="0"/>
+                      <a:ext cx="6104255" cy="4064000"/>
+                    </a:xfrm>
+                    <a:prstGeom prst="rect">
+                      <a:avLst/>
+                    </a:prstGeom>
+                    <a:noFill/>
+                    <a:ln>
+                      <a:solidFill>
+                        <a:schemeClr val="tx1"/>
+                      </a:solidFill>
+                    </a:ln>
+                    <a:extLst>
+                      <a:ext uri="{53640926-AAD7-44D8-BBD7-CCE9431645EC}">
+                        <a14:shadowObscured xmlns:a14="http://schemas.microsoft.com/office/drawing/2010/main"/>
+                      </a:ext>
+                    </a:extLst>
+                  </pic:spPr>
+                </pic:pic>
+              </a:graphicData>
+            </a:graphic>
+          </wp:inline>
+        </w:drawing>
+      </w:r>
+    </w:p>
+    <w:p>
+      <w:pPr>
+        <w:pStyle w:val="a3"/>
+        <w:ind w:firstLine="0"/>
+        <w:jc w:val="center"/>
+      </w:pPr>
+      <w:r>
+        <w:t>Рис</w:t>
+      </w:r>
+      <w:r>
+        <w:t xml:space="preserve">. </w:t>
+      </w:r>
+      <w:r>
+        <w:t>П</w:t>
+      </w:r>
+      <w:r>
+        <w:t>3.1</w:t>
+      </w:r>
+      <w:r>
+        <w:rPr>
+          <w:lang w:val="en-US"/>
+        </w:rPr>
+        <w:t>6</w:t>
+      </w:r>
+      <w:r>
+        <w:t xml:space="preserve">. </w:t>
+      </w:r>
+      <w:r>
+        <w:t>Файл</w:t>
+      </w:r>
+      <w:r>
+        <w:t xml:space="preserve"> </w:t>
+      </w:r>
+      <w:r>
+        <w:rPr>
+          <w:lang w:val="en-US"/>
+        </w:rPr>
+        <w:t>ToolboxViewModel</w:t>
+      </w:r>
+      <w:r>
+        <w:t>.</w:t>
+      </w:r>
+      <w:r>
+        <w:rPr>
+          <w:lang w:val="en-US"/>
+        </w:rPr>
+        <w:t>cs</w:t>
+      </w:r>
     </w:p>
     <w:sectPr>
-      <w:headerReference w:type="default" r:id="rId27"/>
-      <w:footerReference w:type="first" r:id="rId28"/>
+      <w:headerReference w:type="default" r:id="rId48"/>
+      <w:footerReference w:type="first" r:id="rId49"/>
       <w:pgSz w:w="11906" w:h="16838"/>
       <w:pgMar w:top="1134" w:right="567" w:bottom="1134" w:left="1701" w:header="708" w:footer="708" w:gutter="0"/>
       <w:cols w:space="708"/>
